--- a/docs/content/meeting_r/meeting_r_activity.docx
+++ b/docs/content/meeting_r/meeting_r_activity.docx
@@ -7,7 +7,7 @@
         <w:pStyle w:val="Title"/>
       </w:pPr>
       <w:r>
-        <w:t xml:space="preserve">Meeting R</w:t>
+        <w:t xml:space="preserve">Activity — Introduction to R and Positron</w:t>
       </w:r>
     </w:p>
     <w:p>
@@ -31,7 +31,7 @@
         <w:pStyle w:val="Date"/>
       </w:pPr>
       <w:r>
-        <w:t xml:space="preserve">2026-07-05</w:t>
+        <w:t xml:space="preserve">2026-08-27</w:t>
       </w:r>
     </w:p>
     <w:bookmarkStart w:id="12" w:name="meeting-r"/>
@@ -3894,6 +3894,33 @@
         </w:rPr>
         <w:t xml:space="preserve">)</w:t>
       </w:r>
+      <w:r>
+        <w:br/>
+      </w:r>
+      <w:r>
+        <w:rPr>
+          <w:rStyle w:val="FunctionTok"/>
+        </w:rPr>
+        <w:t xml:space="preserve">install.packages</w:t>
+      </w:r>
+      <w:r>
+        <w:rPr>
+          <w:rStyle w:val="NormalTok"/>
+        </w:rPr>
+        <w:t xml:space="preserve">(</w:t>
+      </w:r>
+      <w:r>
+        <w:rPr>
+          <w:rStyle w:val="StringTok"/>
+        </w:rPr>
+        <w:t xml:space="preserve">"janitor"</w:t>
+      </w:r>
+      <w:r>
+        <w:rPr>
+          <w:rStyle w:val="NormalTok"/>
+        </w:rPr>
+        <w:t xml:space="preserve">)</w:t>
+      </w:r>
     </w:p>
     <w:p>
       <w:pPr>
@@ -3969,6 +3996,27 @@
         </w:rPr>
         <w:t xml:space="preserve"># reading Excel files</w:t>
       </w:r>
+      <w:r>
+        <w:br/>
+      </w:r>
+      <w:r>
+        <w:rPr>
+          <w:rStyle w:val="FunctionTok"/>
+        </w:rPr>
+        <w:t xml:space="preserve">library</w:t>
+      </w:r>
+      <w:r>
+        <w:rPr>
+          <w:rStyle w:val="NormalTok"/>
+        </w:rPr>
+        <w:t xml:space="preserve">(janitor)      </w:t>
+      </w:r>
+      <w:r>
+        <w:rPr>
+          <w:rStyle w:val="CommentTok"/>
+        </w:rPr>
+        <w:t xml:space="preserve"># cleans up messy column names</w:t>
+      </w:r>
     </w:p>
     <w:p>
       <w:pPr>
@@ -4092,6 +4140,21 @@
           <w:rStyle w:val="NormalTok"/>
         </w:rPr>
         <w:t xml:space="preserve">(readxl)</w:t>
+      </w:r>
+      <w:r>
+        <w:br/>
+      </w:r>
+      <w:r>
+        <w:rPr>
+          <w:rStyle w:val="FunctionTok"/>
+        </w:rPr>
+        <w:t xml:space="preserve">library</w:t>
+      </w:r>
+      <w:r>
+        <w:rPr>
+          <w:rStyle w:val="NormalTok"/>
+        </w:rPr>
+        <w:t xml:space="preserve">(janitor)</w:t>
       </w:r>
     </w:p>
     <w:p>
@@ -4245,7 +4308,34 @@
         <w:rPr>
           <w:rStyle w:val="NormalTok"/>
         </w:rPr>
-        <w:t xml:space="preserve">)</w:t>
+        <w:t xml:space="preserve">) </w:t>
+      </w:r>
+      <w:r>
+        <w:rPr>
+          <w:rStyle w:val="SpecialCharTok"/>
+        </w:rPr>
+        <w:t xml:space="preserve">%&gt;%</w:t>
+      </w:r>
+      <w:r>
+        <w:br/>
+      </w:r>
+      <w:r>
+        <w:rPr>
+          <w:rStyle w:val="NormalTok"/>
+        </w:rPr>
+        <w:t xml:space="preserve">  </w:t>
+      </w:r>
+      <w:r>
+        <w:rPr>
+          <w:rStyle w:val="FunctionTok"/>
+        </w:rPr>
+        <w:t xml:space="preserve">clean_names</w:t>
+      </w:r>
+      <w:r>
+        <w:rPr>
+          <w:rStyle w:val="NormalTok"/>
+        </w:rPr>
+        <w:t xml:space="preserve">()</w:t>
       </w:r>
       <w:r>
         <w:br/>
@@ -4313,6 +4403,63 @@
       </w:r>
       <w:r>
         <w:t xml:space="preserve">in R.</w:t>
+      </w:r>
+      <w:r>
+        <w:t xml:space="preserve"> </w:t>
+      </w:r>
+      <w:r>
+        <w:rPr>
+          <w:rStyle w:val="VerbatimChar"/>
+        </w:rPr>
+        <w:t xml:space="preserve">clean_names()</w:t>
+      </w:r>
+      <w:r>
+        <w:t xml:space="preserve"> </w:t>
+      </w:r>
+      <w:r>
+        <w:t xml:space="preserve">(from</w:t>
+      </w:r>
+      <w:r>
+        <w:t xml:space="preserve"> </w:t>
+      </w:r>
+      <w:r>
+        <w:rPr>
+          <w:rStyle w:val="VerbatimChar"/>
+        </w:rPr>
+        <w:t xml:space="preserve">janitor</w:t>
+      </w:r>
+      <w:r>
+        <w:t xml:space="preserve">) then tidies up messy headers like</w:t>
+      </w:r>
+      <w:r>
+        <w:t xml:space="preserve"> </w:t>
+      </w:r>
+      <w:r>
+        <w:rPr>
+          <w:rStyle w:val="VerbatimChar"/>
+        </w:rPr>
+        <w:t xml:space="preserve">"Leaf Weight (g)"</w:t>
+      </w:r>
+      <w:r>
+        <w:t xml:space="preserve"> </w:t>
+      </w:r>
+      <w:r>
+        <w:t xml:space="preserve">into</w:t>
+      </w:r>
+      <w:r>
+        <w:t xml:space="preserve"> </w:t>
+      </w:r>
+      <w:r>
+        <w:rPr>
+          <w:rStyle w:val="VerbatimChar"/>
+        </w:rPr>
+        <w:t xml:space="preserve">leaf_weight_g</w:t>
+      </w:r>
+      <w:r>
+        <w:t xml:space="preserve"> </w:t>
+      </w:r>
+      <w:r>
+        <w:t xml:space="preserve">automatically.</w:t>
       </w:r>
     </w:p>
     <w:p>
@@ -8833,7 +8980,7 @@
         <w:rPr>
           <w:rStyle w:val="StringTok"/>
         </w:rPr>
-        <w:t xml:space="preserve">"steelblue"</w:t>
+        <w:t xml:space="preserve">"darkblue"</w:t>
       </w:r>
       <w:r>
         <w:rPr>

--- a/docs/content/meeting_r/meeting_r_activity.docx
+++ b/docs/content/meeting_r/meeting_r_activity.docx
@@ -10387,13 +10387,13 @@
       </w:r>
     </w:p>
     <w:bookmarkEnd w:id="52"/>
-    <w:bookmarkStart w:id="54" w:name="getting-unstuck"/>
+    <w:bookmarkStart w:id="59" w:name="extension-out-of-class-3040-min"/>
     <w:p>
       <w:pPr>
         <w:pStyle w:val="Heading1"/>
       </w:pPr>
       <w:r>
-        <w:t xml:space="preserve">Getting unstuck</w:t>
+        <w:t xml:space="preserve">Extension — out of class (~30–40 min)</w:t>
       </w:r>
     </w:p>
     <w:p>
@@ -10401,7 +10401,944 @@
         <w:pStyle w:val="FirstParagraph"/>
       </w:pPr>
       <w:r>
-        <w:t xml:space="preserve">When code breaks — and it will, that is normal — try these in order:</w:t>
+        <w:rPr>
+          <w:i/>
+          <w:iCs/>
+        </w:rPr>
+        <w:t xml:space="preserve">Turn this in with your worksheet. In class we split leaves at an arbitrary</w:t>
+      </w:r>
+      <w:r>
+        <w:rPr>
+          <w:i/>
+          <w:iCs/>
+        </w:rPr>
+        <w:t xml:space="preserve"> </w:t>
+      </w:r>
+      <w:r>
+        <w:rPr>
+          <w:i/>
+          <w:iCs/>
+        </w:rPr>
+        <w:t xml:space="preserve">weight. Now you split them at a number</w:t>
+      </w:r>
+      <w:r>
+        <w:rPr>
+          <w:i/>
+          <w:iCs/>
+        </w:rPr>
+        <w:t xml:space="preserve"> </w:t>
+      </w:r>
+      <w:r>
+        <w:rPr>
+          <w:b/>
+          <w:bCs/>
+          <w:i/>
+          <w:iCs/>
+        </w:rPr>
+        <w:t xml:space="preserve">you compute</w:t>
+      </w:r>
+      <w:r>
+        <w:rPr>
+          <w:i/>
+          <w:iCs/>
+        </w:rPr>
+        <w:t xml:space="preserve">, and reason about why</w:t>
+      </w:r>
+      <w:r>
+        <w:rPr>
+          <w:i/>
+          <w:iCs/>
+        </w:rPr>
+        <w:t xml:space="preserve"> </w:t>
+      </w:r>
+      <w:r>
+        <w:rPr>
+          <w:i/>
+          <w:iCs/>
+        </w:rPr>
+        <w:t xml:space="preserve">that changes the picture.</w:t>
+      </w:r>
+    </w:p>
+    <w:tbl>
+      <w:tblPr>
+        <w:tblStyle w:val="Table"/>
+        <w:tblLook w:firstRow="0" w:lastRow="0" w:firstColumn="0" w:lastColumn="0" w:noHBand="0" w:noVBand="0" w:val="0000"/>
+        <w:tblBorders>
+          <w:top w:val="single" w:sz="4" w:space="0" w:color="CC1914"/>
+          <w:left w:val="single" w:sz="24" w:space="0" w:color="CC1914"/>
+          <w:bottom w:val="single" w:sz="4" w:space="0" w:color="CC1914"/>
+          <w:right w:val="single" w:sz="4" w:space="0" w:color="CC1914"/>
+        </w:tblBorders>
+        <w:tblCellMar>
+          <w:left w:w="144" w:type="dxa"/>
+          <w:right w:w="144" w:type="dxa"/>
+        </w:tblCellMar>
+        <w:tblLook w:firstRow="0" w:lastRow="0" w:firstColumn="0" w:lastColumn="0" w:noHBand="0" w:noVBand="0" w:val="0000"/>
+      </w:tblPr>
+      <w:tr>
+        <w:trPr>
+          <w:cantSplit/>
+        </w:trPr>
+        <w:tc>
+          <w:tcPr>
+            <w:shd w:color="auto" w:fill="f7dddc" w:val="clear"/>
+            <w:tcMar>
+              <w:top w:w="92" w:type="dxa"/>
+              <w:bottom w:w="92" w:type="dxa"/>
+            </w:tcMar>
+          </w:tcPr>
+          <w:p>
+            <w:pPr>
+              <w:pStyle w:val="BodyText"/>
+            </w:pPr>
+            <w:pPr>
+              <w:spacing w:before="0" w:after="0"/>
+              <w:textAlignment w:val="center"/>
+            </w:pPr>
+            <w:r>
+              <w:drawing>
+                <wp:inline>
+                  <wp:extent cx="152400" cy="152400"/>
+                  <wp:effectExtent b="0" l="0" r="0" t="0"/>
+                  <wp:docPr descr="" title="" id="54" name="Picture"/>
+                  <a:graphic>
+                    <a:graphicData uri="http://schemas.openxmlformats.org/drawingml/2006/picture">
+                      <pic:pic>
+                        <pic:nvPicPr>
+                          <pic:cNvPr descr="/Applications/Positron.app/Contents/Resources/app/quarto/share/formats/docx/important.png" id="55" name="Picture"/>
+                          <pic:cNvPicPr>
+                            <a:picLocks noChangeArrowheads="1" noChangeAspect="1"/>
+                          </pic:cNvPicPr>
+                        </pic:nvPicPr>
+                        <pic:blipFill>
+                          <a:blip r:embed="rId53"/>
+                          <a:stretch>
+                            <a:fillRect/>
+                          </a:stretch>
+                        </pic:blipFill>
+                        <pic:spPr bwMode="auto">
+                          <a:xfrm>
+                            <a:off x="0" y="0"/>
+                            <a:ext cx="152400" cy="152400"/>
+                          </a:xfrm>
+                          <a:prstGeom prst="rect">
+                            <a:avLst/>
+                          </a:prstGeom>
+                          <a:noFill/>
+                          <a:ln w="9525">
+                            <a:noFill/>
+                            <a:headEnd/>
+                            <a:tailEnd/>
+                          </a:ln>
+                        </pic:spPr>
+                      </pic:pic>
+                    </a:graphicData>
+                  </a:graphic>
+                </wp:inline>
+              </w:drawing>
+            </w:r>
+            <w:r>
+              <w:t xml:space="preserve"> </w:t>
+            </w:r>
+            <w:r>
+              <w:t xml:space="preserve"> </w:t>
+            </w:r>
+            <w:r>
+              <w:t xml:space="preserve">Important</w:t>
+            </w:r>
+          </w:p>
+        </w:tc>
+      </w:tr>
+      <w:tr>
+        <w:trPr>
+          <w:cantSplit/>
+        </w:trPr>
+        <w:tc>
+          <w:tcPr>
+            <w:tcMar>
+              <w:top w:w="108" w:type="dxa"/>
+              <w:bottom w:w="108" w:type="dxa"/>
+            </w:tcMar>
+          </w:tcPr>
+          <w:p>
+            <w:pPr>
+              <w:pStyle w:val="BodyText"/>
+            </w:pPr>
+            <w:pPr>
+              <w:spacing w:before="16" w:after="16"/>
+            </w:pPr>
+            <w:r>
+              <w:rPr>
+                <w:b/>
+                <w:bCs/>
+              </w:rPr>
+              <w:t xml:space="preserve">E2 and E3 must be handwritten</w:t>
+            </w:r>
+            <w:r>
+              <w:t xml:space="preserve"> </w:t>
+            </w:r>
+            <w:r>
+              <w:t xml:space="preserve">on paper, photographed, and embedded</w:t>
+            </w:r>
+            <w:r>
+              <w:t xml:space="preserve"> </w:t>
+            </w:r>
+            <w:r>
+              <w:t xml:space="preserve">(</w:t>
+            </w:r>
+            <w:r>
+              <w:rPr>
+                <w:rStyle w:val="VerbatimChar"/>
+              </w:rPr>
+              <w:t xml:space="preserve">![caption](my_photo.jpg)</w:t>
+            </w:r>
+            <w:r>
+              <w:t xml:space="preserve">). Typed answers to E2/E3 get</w:t>
+            </w:r>
+            <w:r>
+              <w:t xml:space="preserve"> </w:t>
+            </w:r>
+            <w:r>
+              <w:rPr>
+                <w:b/>
+                <w:bCs/>
+              </w:rPr>
+              <w:t xml:space="preserve">at most half credit,</w:t>
+            </w:r>
+            <w:r>
+              <w:rPr>
+                <w:b/>
+                <w:bCs/>
+              </w:rPr>
+              <w:t xml:space="preserve"> </w:t>
+            </w:r>
+            <w:r>
+              <w:rPr>
+                <w:b/>
+                <w:bCs/>
+              </w:rPr>
+              <w:t xml:space="preserve">even if correct</w:t>
+            </w:r>
+            <w:r>
+              <w:t xml:space="preserve"> </w:t>
+            </w:r>
+            <w:r>
+              <w:t xml:space="preserve">— I want your own sketch and your own reasoning about</w:t>
+            </w:r>
+            <w:r>
+              <w:t xml:space="preserve"> </w:t>
+            </w:r>
+            <w:r>
+              <w:rPr>
+                <w:i/>
+                <w:iCs/>
+              </w:rPr>
+              <w:t xml:space="preserve">your</w:t>
+            </w:r>
+            <w:r>
+              <w:rPr>
+                <w:i/>
+                <w:iCs/>
+              </w:rPr>
+              <w:t xml:space="preserve"> </w:t>
+            </w:r>
+            <w:r>
+              <w:rPr>
+                <w:i/>
+                <w:iCs/>
+              </w:rPr>
+              <w:t xml:space="preserve">own</w:t>
+            </w:r>
+            <w:r>
+              <w:t xml:space="preserve"> </w:t>
+            </w:r>
+            <w:r>
+              <w:t xml:space="preserve">number.</w:t>
+            </w:r>
+          </w:p>
+          <w:p/>
+        </w:tc>
+      </w:tr>
+    </w:tbl>
+    <w:bookmarkStart w:id="56" w:name="e1-your-own-size-cutoff-3-pts"/>
+    <w:p>
+      <w:pPr>
+        <w:pStyle w:val="Heading2"/>
+      </w:pPr>
+      <w:r>
+        <w:t xml:space="preserve">E1 · Your own size cutoff (3 pts)</w:t>
+      </w:r>
+    </w:p>
+    <w:p>
+      <w:pPr>
+        <w:pStyle w:val="SourceCode"/>
+      </w:pPr>
+      <w:r>
+        <w:rPr>
+          <w:rStyle w:val="CommentTok"/>
+        </w:rPr>
+        <w:t xml:space="preserve"># 1. Compute the real mean leaf weight (don't eyeball it)</w:t>
+      </w:r>
+      <w:r>
+        <w:br/>
+      </w:r>
+      <w:r>
+        <w:rPr>
+          <w:rStyle w:val="NormalTok"/>
+        </w:rPr>
+        <w:t xml:space="preserve">cutoff </w:t>
+      </w:r>
+      <w:r>
+        <w:rPr>
+          <w:rStyle w:val="OtherTok"/>
+        </w:rPr>
+        <w:t xml:space="preserve">&lt;-</w:t>
+      </w:r>
+      <w:r>
+        <w:rPr>
+          <w:rStyle w:val="NormalTok"/>
+        </w:rPr>
+        <w:t xml:space="preserve"> </w:t>
+      </w:r>
+      <w:r>
+        <w:rPr>
+          <w:rStyle w:val="FunctionTok"/>
+        </w:rPr>
+        <w:t xml:space="preserve">mean</w:t>
+      </w:r>
+      <w:r>
+        <w:rPr>
+          <w:rStyle w:val="NormalTok"/>
+        </w:rPr>
+        <w:t xml:space="preserve">(tree_df</w:t>
+      </w:r>
+      <w:r>
+        <w:rPr>
+          <w:rStyle w:val="SpecialCharTok"/>
+        </w:rPr>
+        <w:t xml:space="preserve">$</w:t>
+      </w:r>
+      <w:r>
+        <w:rPr>
+          <w:rStyle w:val="NormalTok"/>
+        </w:rPr>
+        <w:t xml:space="preserve">weight_g, </w:t>
+      </w:r>
+      <w:r>
+        <w:rPr>
+          <w:rStyle w:val="AttributeTok"/>
+        </w:rPr>
+        <w:t xml:space="preserve">na.rm =</w:t>
+      </w:r>
+      <w:r>
+        <w:rPr>
+          <w:rStyle w:val="NormalTok"/>
+        </w:rPr>
+        <w:t xml:space="preserve"> </w:t>
+      </w:r>
+      <w:r>
+        <w:rPr>
+          <w:rStyle w:val="ConstantTok"/>
+        </w:rPr>
+        <w:t xml:space="preserve">TRUE</w:t>
+      </w:r>
+      <w:r>
+        <w:rPr>
+          <w:rStyle w:val="NormalTok"/>
+        </w:rPr>
+        <w:t xml:space="preserve">)</w:t>
+      </w:r>
+      <w:r>
+        <w:br/>
+      </w:r>
+      <w:r>
+        <w:rPr>
+          <w:rStyle w:val="NormalTok"/>
+        </w:rPr>
+        <w:t xml:space="preserve">cutoff</w:t>
+      </w:r>
+      <w:r>
+        <w:br/>
+      </w:r>
+      <w:r>
+        <w:br/>
+      </w:r>
+      <w:r>
+        <w:rPr>
+          <w:rStyle w:val="CommentTok"/>
+        </w:rPr>
+        <w:t xml:space="preserve"># 2. Use YOUR cutoff to make a size class, then facet the boxplot</w:t>
+      </w:r>
+      <w:r>
+        <w:br/>
+      </w:r>
+      <w:r>
+        <w:rPr>
+          <w:rStyle w:val="NormalTok"/>
+        </w:rPr>
+        <w:t xml:space="preserve">tree_df </w:t>
+      </w:r>
+      <w:r>
+        <w:rPr>
+          <w:rStyle w:val="SpecialCharTok"/>
+        </w:rPr>
+        <w:t xml:space="preserve">%&gt;%</w:t>
+      </w:r>
+      <w:r>
+        <w:br/>
+      </w:r>
+      <w:r>
+        <w:rPr>
+          <w:rStyle w:val="NormalTok"/>
+        </w:rPr>
+        <w:t xml:space="preserve">  </w:t>
+      </w:r>
+      <w:r>
+        <w:rPr>
+          <w:rStyle w:val="FunctionTok"/>
+        </w:rPr>
+        <w:t xml:space="preserve">mutate</w:t>
+      </w:r>
+      <w:r>
+        <w:rPr>
+          <w:rStyle w:val="NormalTok"/>
+        </w:rPr>
+        <w:t xml:space="preserve">(</w:t>
+      </w:r>
+      <w:r>
+        <w:rPr>
+          <w:rStyle w:val="AttributeTok"/>
+        </w:rPr>
+        <w:t xml:space="preserve">size_class =</w:t>
+      </w:r>
+      <w:r>
+        <w:rPr>
+          <w:rStyle w:val="NormalTok"/>
+        </w:rPr>
+        <w:t xml:space="preserve"> </w:t>
+      </w:r>
+      <w:r>
+        <w:rPr>
+          <w:rStyle w:val="FunctionTok"/>
+        </w:rPr>
+        <w:t xml:space="preserve">if_else</w:t>
+      </w:r>
+      <w:r>
+        <w:rPr>
+          <w:rStyle w:val="NormalTok"/>
+        </w:rPr>
+        <w:t xml:space="preserve">(weight_g </w:t>
+      </w:r>
+      <w:r>
+        <w:rPr>
+          <w:rStyle w:val="SpecialCharTok"/>
+        </w:rPr>
+        <w:t xml:space="preserve">&gt;</w:t>
+      </w:r>
+      <w:r>
+        <w:rPr>
+          <w:rStyle w:val="NormalTok"/>
+        </w:rPr>
+        <w:t xml:space="preserve"> cutoff, </w:t>
+      </w:r>
+      <w:r>
+        <w:rPr>
+          <w:rStyle w:val="StringTok"/>
+        </w:rPr>
+        <w:t xml:space="preserve">"large"</w:t>
+      </w:r>
+      <w:r>
+        <w:rPr>
+          <w:rStyle w:val="NormalTok"/>
+        </w:rPr>
+        <w:t xml:space="preserve">, </w:t>
+      </w:r>
+      <w:r>
+        <w:rPr>
+          <w:rStyle w:val="StringTok"/>
+        </w:rPr>
+        <w:t xml:space="preserve">"small"</w:t>
+      </w:r>
+      <w:r>
+        <w:rPr>
+          <w:rStyle w:val="NormalTok"/>
+        </w:rPr>
+        <w:t xml:space="preserve">)) </w:t>
+      </w:r>
+      <w:r>
+        <w:rPr>
+          <w:rStyle w:val="SpecialCharTok"/>
+        </w:rPr>
+        <w:t xml:space="preserve">%&gt;%</w:t>
+      </w:r>
+      <w:r>
+        <w:br/>
+      </w:r>
+      <w:r>
+        <w:rPr>
+          <w:rStyle w:val="NormalTok"/>
+        </w:rPr>
+        <w:t xml:space="preserve">  </w:t>
+      </w:r>
+      <w:r>
+        <w:rPr>
+          <w:rStyle w:val="FunctionTok"/>
+        </w:rPr>
+        <w:t xml:space="preserve">ggplot</w:t>
+      </w:r>
+      <w:r>
+        <w:rPr>
+          <w:rStyle w:val="NormalTok"/>
+        </w:rPr>
+        <w:t xml:space="preserve">(</w:t>
+      </w:r>
+      <w:r>
+        <w:rPr>
+          <w:rStyle w:val="FunctionTok"/>
+        </w:rPr>
+        <w:t xml:space="preserve">aes</w:t>
+      </w:r>
+      <w:r>
+        <w:rPr>
+          <w:rStyle w:val="NormalTok"/>
+        </w:rPr>
+        <w:t xml:space="preserve">(</w:t>
+      </w:r>
+      <w:r>
+        <w:rPr>
+          <w:rStyle w:val="AttributeTok"/>
+        </w:rPr>
+        <w:t xml:space="preserve">x =</w:t>
+      </w:r>
+      <w:r>
+        <w:rPr>
+          <w:rStyle w:val="NormalTok"/>
+        </w:rPr>
+        <w:t xml:space="preserve"> side, </w:t>
+      </w:r>
+      <w:r>
+        <w:rPr>
+          <w:rStyle w:val="AttributeTok"/>
+        </w:rPr>
+        <w:t xml:space="preserve">y =</w:t>
+      </w:r>
+      <w:r>
+        <w:rPr>
+          <w:rStyle w:val="NormalTok"/>
+        </w:rPr>
+        <w:t xml:space="preserve"> weight_g, </w:t>
+      </w:r>
+      <w:r>
+        <w:rPr>
+          <w:rStyle w:val="AttributeTok"/>
+        </w:rPr>
+        <w:t xml:space="preserve">fill =</w:t>
+      </w:r>
+      <w:r>
+        <w:rPr>
+          <w:rStyle w:val="NormalTok"/>
+        </w:rPr>
+        <w:t xml:space="preserve"> side)) </w:t>
+      </w:r>
+      <w:r>
+        <w:rPr>
+          <w:rStyle w:val="SpecialCharTok"/>
+        </w:rPr>
+        <w:t xml:space="preserve">+</w:t>
+      </w:r>
+      <w:r>
+        <w:br/>
+      </w:r>
+      <w:r>
+        <w:rPr>
+          <w:rStyle w:val="NormalTok"/>
+        </w:rPr>
+        <w:t xml:space="preserve">  </w:t>
+      </w:r>
+      <w:r>
+        <w:rPr>
+          <w:rStyle w:val="FunctionTok"/>
+        </w:rPr>
+        <w:t xml:space="preserve">geom_boxplot</w:t>
+      </w:r>
+      <w:r>
+        <w:rPr>
+          <w:rStyle w:val="NormalTok"/>
+        </w:rPr>
+        <w:t xml:space="preserve">(</w:t>
+      </w:r>
+      <w:r>
+        <w:rPr>
+          <w:rStyle w:val="AttributeTok"/>
+        </w:rPr>
+        <w:t xml:space="preserve">alpha =</w:t>
+      </w:r>
+      <w:r>
+        <w:rPr>
+          <w:rStyle w:val="NormalTok"/>
+        </w:rPr>
+        <w:t xml:space="preserve"> </w:t>
+      </w:r>
+      <w:r>
+        <w:rPr>
+          <w:rStyle w:val="FloatTok"/>
+        </w:rPr>
+        <w:t xml:space="preserve">0.5</w:t>
+      </w:r>
+      <w:r>
+        <w:rPr>
+          <w:rStyle w:val="NormalTok"/>
+        </w:rPr>
+        <w:t xml:space="preserve">, </w:t>
+      </w:r>
+      <w:r>
+        <w:rPr>
+          <w:rStyle w:val="AttributeTok"/>
+        </w:rPr>
+        <w:t xml:space="preserve">outlier.shape =</w:t>
+      </w:r>
+      <w:r>
+        <w:rPr>
+          <w:rStyle w:val="NormalTok"/>
+        </w:rPr>
+        <w:t xml:space="preserve"> </w:t>
+      </w:r>
+      <w:r>
+        <w:rPr>
+          <w:rStyle w:val="ConstantTok"/>
+        </w:rPr>
+        <w:t xml:space="preserve">NA</w:t>
+      </w:r>
+      <w:r>
+        <w:rPr>
+          <w:rStyle w:val="NormalTok"/>
+        </w:rPr>
+        <w:t xml:space="preserve">) </w:t>
+      </w:r>
+      <w:r>
+        <w:rPr>
+          <w:rStyle w:val="SpecialCharTok"/>
+        </w:rPr>
+        <w:t xml:space="preserve">+</w:t>
+      </w:r>
+      <w:r>
+        <w:br/>
+      </w:r>
+      <w:r>
+        <w:rPr>
+          <w:rStyle w:val="NormalTok"/>
+        </w:rPr>
+        <w:t xml:space="preserve">  </w:t>
+      </w:r>
+      <w:r>
+        <w:rPr>
+          <w:rStyle w:val="FunctionTok"/>
+        </w:rPr>
+        <w:t xml:space="preserve">geom_point</w:t>
+      </w:r>
+      <w:r>
+        <w:rPr>
+          <w:rStyle w:val="NormalTok"/>
+        </w:rPr>
+        <w:t xml:space="preserve">(</w:t>
+      </w:r>
+      <w:r>
+        <w:rPr>
+          <w:rStyle w:val="AttributeTok"/>
+        </w:rPr>
+        <w:t xml:space="preserve">position =</w:t>
+      </w:r>
+      <w:r>
+        <w:rPr>
+          <w:rStyle w:val="NormalTok"/>
+        </w:rPr>
+        <w:t xml:space="preserve"> </w:t>
+      </w:r>
+      <w:r>
+        <w:rPr>
+          <w:rStyle w:val="FunctionTok"/>
+        </w:rPr>
+        <w:t xml:space="preserve">position_jitter</w:t>
+      </w:r>
+      <w:r>
+        <w:rPr>
+          <w:rStyle w:val="NormalTok"/>
+        </w:rPr>
+        <w:t xml:space="preserve">(</w:t>
+      </w:r>
+      <w:r>
+        <w:rPr>
+          <w:rStyle w:val="AttributeTok"/>
+        </w:rPr>
+        <w:t xml:space="preserve">width =</w:t>
+      </w:r>
+      <w:r>
+        <w:rPr>
+          <w:rStyle w:val="NormalTok"/>
+        </w:rPr>
+        <w:t xml:space="preserve"> </w:t>
+      </w:r>
+      <w:r>
+        <w:rPr>
+          <w:rStyle w:val="FloatTok"/>
+        </w:rPr>
+        <w:t xml:space="preserve">0.15</w:t>
+      </w:r>
+      <w:r>
+        <w:rPr>
+          <w:rStyle w:val="NormalTok"/>
+        </w:rPr>
+        <w:t xml:space="preserve">, </w:t>
+      </w:r>
+      <w:r>
+        <w:rPr>
+          <w:rStyle w:val="AttributeTok"/>
+        </w:rPr>
+        <w:t xml:space="preserve">seed =</w:t>
+      </w:r>
+      <w:r>
+        <w:rPr>
+          <w:rStyle w:val="NormalTok"/>
+        </w:rPr>
+        <w:t xml:space="preserve"> </w:t>
+      </w:r>
+      <w:r>
+        <w:rPr>
+          <w:rStyle w:val="DecValTok"/>
+        </w:rPr>
+        <w:t xml:space="preserve">42</w:t>
+      </w:r>
+      <w:r>
+        <w:rPr>
+          <w:rStyle w:val="NormalTok"/>
+        </w:rPr>
+        <w:t xml:space="preserve">),</w:t>
+      </w:r>
+      <w:r>
+        <w:br/>
+      </w:r>
+      <w:r>
+        <w:rPr>
+          <w:rStyle w:val="NormalTok"/>
+        </w:rPr>
+        <w:t xml:space="preserve">             </w:t>
+      </w:r>
+      <w:r>
+        <w:rPr>
+          <w:rStyle w:val="AttributeTok"/>
+        </w:rPr>
+        <w:t xml:space="preserve">alpha =</w:t>
+      </w:r>
+      <w:r>
+        <w:rPr>
+          <w:rStyle w:val="NormalTok"/>
+        </w:rPr>
+        <w:t xml:space="preserve"> </w:t>
+      </w:r>
+      <w:r>
+        <w:rPr>
+          <w:rStyle w:val="FloatTok"/>
+        </w:rPr>
+        <w:t xml:space="preserve">0.5</w:t>
+      </w:r>
+      <w:r>
+        <w:rPr>
+          <w:rStyle w:val="NormalTok"/>
+        </w:rPr>
+        <w:t xml:space="preserve">) </w:t>
+      </w:r>
+      <w:r>
+        <w:rPr>
+          <w:rStyle w:val="SpecialCharTok"/>
+        </w:rPr>
+        <w:t xml:space="preserve">+</w:t>
+      </w:r>
+      <w:r>
+        <w:br/>
+      </w:r>
+      <w:r>
+        <w:rPr>
+          <w:rStyle w:val="NormalTok"/>
+        </w:rPr>
+        <w:t xml:space="preserve">  </w:t>
+      </w:r>
+      <w:r>
+        <w:rPr>
+          <w:rStyle w:val="FunctionTok"/>
+        </w:rPr>
+        <w:t xml:space="preserve">facet_wrap</w:t>
+      </w:r>
+      <w:r>
+        <w:rPr>
+          <w:rStyle w:val="NormalTok"/>
+        </w:rPr>
+        <w:t xml:space="preserve">(</w:t>
+      </w:r>
+      <w:r>
+        <w:rPr>
+          <w:rStyle w:val="SpecialCharTok"/>
+        </w:rPr>
+        <w:t xml:space="preserve">~</w:t>
+      </w:r>
+      <w:r>
+        <w:rPr>
+          <w:rStyle w:val="NormalTok"/>
+        </w:rPr>
+        <w:t xml:space="preserve"> size_class) </w:t>
+      </w:r>
+      <w:r>
+        <w:rPr>
+          <w:rStyle w:val="SpecialCharTok"/>
+        </w:rPr>
+        <w:t xml:space="preserve">+</w:t>
+      </w:r>
+      <w:r>
+        <w:br/>
+      </w:r>
+      <w:r>
+        <w:rPr>
+          <w:rStyle w:val="NormalTok"/>
+        </w:rPr>
+        <w:t xml:space="preserve">  </w:t>
+      </w:r>
+      <w:r>
+        <w:rPr>
+          <w:rStyle w:val="FunctionTok"/>
+        </w:rPr>
+        <w:t xml:space="preserve">theme_minimal</w:t>
+      </w:r>
+      <w:r>
+        <w:rPr>
+          <w:rStyle w:val="NormalTok"/>
+        </w:rPr>
+        <w:t xml:space="preserve">()</w:t>
+      </w:r>
+    </w:p>
+    <w:p>
+      <w:pPr>
+        <w:pStyle w:val="FirstParagraph"/>
+      </w:pPr>
+      <w:r>
+        <w:t xml:space="preserve">Save the figure to</w:t>
+      </w:r>
+      <w:r>
+        <w:t xml:space="preserve"> </w:t>
+      </w:r>
+      <w:r>
+        <w:rPr>
+          <w:rStyle w:val="VerbatimChar"/>
+        </w:rPr>
+        <w:t xml:space="preserve">figures/</w:t>
+      </w:r>
+      <w:r>
+        <w:t xml:space="preserve"> </w:t>
+      </w:r>
+      <w:r>
+        <w:t xml:space="preserve">at</w:t>
+      </w:r>
+      <w:r>
+        <w:t xml:space="preserve"> </w:t>
+      </w:r>
+      <w:r>
+        <w:rPr>
+          <w:rStyle w:val="VerbatimChar"/>
+        </w:rPr>
+        <w:t xml:space="preserve">dpi = 300</w:t>
+      </w:r>
+      <w:r>
+        <w:t xml:space="preserve">. Record your exact</w:t>
+      </w:r>
+      <w:r>
+        <w:t xml:space="preserve"> </w:t>
+      </w:r>
+      <w:r>
+        <w:rPr>
+          <w:rStyle w:val="VerbatimChar"/>
+        </w:rPr>
+        <w:t xml:space="preserve">cutoff</w:t>
+      </w:r>
+      <w:r>
+        <w:t xml:space="preserve">.</w:t>
+      </w:r>
+    </w:p>
+    <w:bookmarkEnd w:id="56"/>
+    <w:bookmarkStart w:id="57" w:name="e2-predict-then-check-by-hand-2-pts"/>
+    <w:p>
+      <w:pPr>
+        <w:pStyle w:val="Heading2"/>
+      </w:pPr>
+      <w:r>
+        <w:t xml:space="preserve">E2 · Predict, then check — ✍️ by hand (2 pts)</w:t>
+      </w:r>
+    </w:p>
+    <w:p>
+      <w:pPr>
+        <w:pStyle w:val="FirstParagraph"/>
+      </w:pPr>
+      <w:r>
+        <w:rPr>
+          <w:b/>
+          <w:bCs/>
+        </w:rPr>
+        <w:t xml:space="preserve">Before running E1:</w:t>
+      </w:r>
+      <w:r>
+        <w:t xml:space="preserve"> </w:t>
+      </w:r>
+      <w:r>
+        <w:t xml:space="preserve">sketch the faceted plot using your mean as the cutoff.</w:t>
+      </w:r>
+      <w:r>
+        <w:t xml:space="preserve"> </w:t>
+      </w:r>
+      <w:r>
+        <w:t xml:space="preserve">Will the</w:t>
+      </w:r>
+      <w:r>
+        <w:t xml:space="preserve"> </w:t>
+      </w:r>
+      <w:r>
+        <w:t xml:space="preserve">“large”</w:t>
+      </w:r>
+      <w:r>
+        <w:t xml:space="preserve"> </w:t>
+      </w:r>
+      <w:r>
+        <w:t xml:space="preserve">and</w:t>
+      </w:r>
+      <w:r>
+        <w:t xml:space="preserve"> </w:t>
+      </w:r>
+      <w:r>
+        <w:t xml:space="preserve">“small”</w:t>
+      </w:r>
+      <w:r>
+        <w:t xml:space="preserve"> </w:t>
+      </w:r>
+      <w:r>
+        <w:t xml:space="preserve">panels hold roughly equal numbers of points, or</w:t>
+      </w:r>
+      <w:r>
+        <w:t xml:space="preserve"> </w:t>
+      </w:r>
+      <w:r>
+        <w:t xml:space="preserve">not? Guess and say why. Then run it and write whether you were right, and why</w:t>
+      </w:r>
+      <w:r>
+        <w:t xml:space="preserve"> </w:t>
+      </w:r>
+      <w:r>
+        <w:t xml:space="preserve">cutting at the mean behaves differently from cutting at a round number like 5.</w:t>
+      </w:r>
+    </w:p>
+    <w:bookmarkEnd w:id="57"/>
+    <w:bookmarkStart w:id="58" w:name="X29f2661cbda363f4edaa0f66257470218a25596"/>
+    <w:p>
+      <w:pPr>
+        <w:pStyle w:val="Heading2"/>
+      </w:pPr>
+      <w:r>
+        <w:t xml:space="preserve">E3 · Interpret — ✍️ by hand, in your own words (2 pts)</w:t>
       </w:r>
     </w:p>
     <w:p>
@@ -10413,17 +11350,22 @@
         </w:numPr>
       </w:pPr>
       <w:r>
-        <w:rPr>
-          <w:b/>
-          <w:bCs/>
-        </w:rPr>
-        <w:t xml:space="preserve">Read the error message out loud.</w:t>
-      </w:r>
-      <w:r>
-        <w:t xml:space="preserve"> </w:t>
-      </w:r>
-      <w:r>
-        <w:t xml:space="preserve">R usually names the line and the problem.</w:t>
+        <w:t xml:space="preserve">State the exact mean</w:t>
+      </w:r>
+      <w:r>
+        <w:t xml:space="preserve"> </w:t>
+      </w:r>
+      <w:r>
+        <w:rPr>
+          <w:rStyle w:val="VerbatimChar"/>
+        </w:rPr>
+        <w:t xml:space="preserve">weight_g</w:t>
+      </w:r>
+      <w:r>
+        <w:t xml:space="preserve"> </w:t>
+      </w:r>
+      <w:r>
+        <w:t xml:space="preserve">you computed.</w:t>
       </w:r>
     </w:p>
     <w:p>
@@ -10435,90 +11377,19 @@
         </w:numPr>
       </w:pPr>
       <w:r>
-        <w:rPr>
-          <w:b/>
-          <w:bCs/>
-        </w:rPr>
-        <w:t xml:space="preserve">Check the usual suspects:</w:t>
-      </w:r>
-      <w:r>
-        <w:t xml:space="preserve"> </w:t>
-      </w:r>
-      <w:r>
-        <w:t xml:space="preserve">Did you load</w:t>
-      </w:r>
-      <w:r>
-        <w:t xml:space="preserve"> </w:t>
-      </w:r>
-      <w:r>
-        <w:rPr>
-          <w:rStyle w:val="VerbatimChar"/>
-        </w:rPr>
-        <w:t xml:space="preserve">library(tidyverse)</w:t>
-      </w:r>
-      <w:r>
-        <w:t xml:space="preserve"> </w:t>
-      </w:r>
-      <w:r>
-        <w:t xml:space="preserve">and</w:t>
-      </w:r>
-      <w:r>
-        <w:t xml:space="preserve"> </w:t>
-      </w:r>
-      <w:r>
-        <w:rPr>
-          <w:rStyle w:val="VerbatimChar"/>
-        </w:rPr>
-        <w:t xml:space="preserve">library(readxl)</w:t>
-      </w:r>
-      <w:r>
-        <w:t xml:space="preserve">? Spelling? Missing</w:t>
-      </w:r>
-      <w:r>
-        <w:t xml:space="preserve"> </w:t>
-      </w:r>
-      <w:r>
-        <w:rPr>
-          <w:rStyle w:val="VerbatimChar"/>
-        </w:rPr>
-        <w:t xml:space="preserve">)</w:t>
-      </w:r>
-      <w:r>
-        <w:t xml:space="preserve"> </w:t>
-      </w:r>
-      <w:r>
-        <w:t xml:space="preserve">or</w:t>
-      </w:r>
-      <w:r>
-        <w:t xml:space="preserve"> </w:t>
-      </w:r>
-      <w:r>
-        <w:rPr>
-          <w:rStyle w:val="VerbatimChar"/>
-        </w:rPr>
-        <w:t xml:space="preserve">+</w:t>
-      </w:r>
-      <w:r>
-        <w:t xml:space="preserve"> </w:t>
-      </w:r>
-      <w:r>
-        <w:t xml:space="preserve">at the</w:t>
-      </w:r>
-      <w:r>
-        <w:t xml:space="preserve"> </w:t>
-      </w:r>
-      <w:r>
-        <w:rPr>
-          <w:i/>
-          <w:iCs/>
-        </w:rPr>
-        <w:t xml:space="preserve">start</w:t>
-      </w:r>
-      <w:r>
-        <w:t xml:space="preserve"> </w:t>
-      </w:r>
-      <w:r>
-        <w:t xml:space="preserve">of a line?</w:t>
+        <w:t xml:space="preserve">From your plots: does one side of the tree seem to have heavier leaves?</w:t>
+      </w:r>
+      <w:r>
+        <w:t xml:space="preserve"> </w:t>
+      </w:r>
+      <w:r>
+        <w:t xml:space="preserve">Explain as if to a friend who’s never seen a boxplot — describe the shapes,</w:t>
+      </w:r>
+      <w:r>
+        <w:t xml:space="preserve"> </w:t>
+      </w:r>
+      <w:r>
+        <w:t xml:space="preserve">not the stats vocabulary.</w:t>
       </w:r>
     </w:p>
     <w:p>
@@ -10530,18 +11401,55 @@
         </w:numPr>
       </w:pPr>
       <w:r>
-        <w:rPr>
-          <w:rStyle w:val="VerbatimChar"/>
-          <w:b/>
-          <w:bCs/>
-        </w:rPr>
-        <w:t xml:space="preserve">?function_name</w:t>
-      </w:r>
-      <w:r>
-        <w:t xml:space="preserve"> </w:t>
-      </w:r>
-      <w:r>
-        <w:t xml:space="preserve">opens the built-in help page.</w:t>
+        <w:t xml:space="preserve">What would you want to test</w:t>
+      </w:r>
+      <w:r>
+        <w:t xml:space="preserve"> </w:t>
+      </w:r>
+      <w:r>
+        <w:rPr>
+          <w:i/>
+          <w:iCs/>
+        </w:rPr>
+        <w:t xml:space="preserve">formally</w:t>
+      </w:r>
+      <w:r>
+        <w:t xml:space="preserve"> </w:t>
+      </w:r>
+      <w:r>
+        <w:t xml:space="preserve">next, and why isn’t eyeballing the</w:t>
+      </w:r>
+      <w:r>
+        <w:t xml:space="preserve"> </w:t>
+      </w:r>
+      <w:r>
+        <w:t xml:space="preserve">boxplot enough on its own?</w:t>
+      </w:r>
+    </w:p>
+    <w:p>
+      <w:r>
+        <w:pict>
+          <v:rect style="width:0;height:1.5pt" o:hralign="center" o:hrstd="t" o:hr="t"/>
+        </w:pict>
+      </w:r>
+    </w:p>
+    <w:bookmarkEnd w:id="58"/>
+    <w:bookmarkEnd w:id="59"/>
+    <w:bookmarkStart w:id="61" w:name="getting-unstuck"/>
+    <w:p>
+      <w:pPr>
+        <w:pStyle w:val="Heading1"/>
+      </w:pPr>
+      <w:r>
+        <w:t xml:space="preserve">Getting unstuck</w:t>
+      </w:r>
+    </w:p>
+    <w:p>
+      <w:pPr>
+        <w:pStyle w:val="FirstParagraph"/>
+      </w:pPr>
+      <w:r>
+        <w:t xml:space="preserve">When code breaks — and it will, that is normal — try these in order:</w:t>
       </w:r>
     </w:p>
     <w:p>
@@ -10549,7 +11457,7 @@
         <w:pStyle w:val="Compact"/>
         <w:numPr>
           <w:ilvl w:val="0"/>
-          <w:numId w:val="1021"/>
+          <w:numId w:val="1022"/>
         </w:numPr>
       </w:pPr>
       <w:r>
@@ -10557,6 +11465,146 @@
           <w:b/>
           <w:bCs/>
         </w:rPr>
+        <w:t xml:space="preserve">Read the error message out loud.</w:t>
+      </w:r>
+      <w:r>
+        <w:t xml:space="preserve"> </w:t>
+      </w:r>
+      <w:r>
+        <w:t xml:space="preserve">R usually names the line and the problem.</w:t>
+      </w:r>
+    </w:p>
+    <w:p>
+      <w:pPr>
+        <w:pStyle w:val="Compact"/>
+        <w:numPr>
+          <w:ilvl w:val="0"/>
+          <w:numId w:val="1022"/>
+        </w:numPr>
+      </w:pPr>
+      <w:r>
+        <w:rPr>
+          <w:b/>
+          <w:bCs/>
+        </w:rPr>
+        <w:t xml:space="preserve">Check the usual suspects:</w:t>
+      </w:r>
+      <w:r>
+        <w:t xml:space="preserve"> </w:t>
+      </w:r>
+      <w:r>
+        <w:t xml:space="preserve">Did you load</w:t>
+      </w:r>
+      <w:r>
+        <w:t xml:space="preserve"> </w:t>
+      </w:r>
+      <w:r>
+        <w:rPr>
+          <w:rStyle w:val="VerbatimChar"/>
+        </w:rPr>
+        <w:t xml:space="preserve">library(tidyverse)</w:t>
+      </w:r>
+      <w:r>
+        <w:t xml:space="preserve"> </w:t>
+      </w:r>
+      <w:r>
+        <w:t xml:space="preserve">and</w:t>
+      </w:r>
+      <w:r>
+        <w:t xml:space="preserve"> </w:t>
+      </w:r>
+      <w:r>
+        <w:rPr>
+          <w:rStyle w:val="VerbatimChar"/>
+        </w:rPr>
+        <w:t xml:space="preserve">library(readxl)</w:t>
+      </w:r>
+      <w:r>
+        <w:t xml:space="preserve">? Spelling? Missing</w:t>
+      </w:r>
+      <w:r>
+        <w:t xml:space="preserve"> </w:t>
+      </w:r>
+      <w:r>
+        <w:rPr>
+          <w:rStyle w:val="VerbatimChar"/>
+        </w:rPr>
+        <w:t xml:space="preserve">)</w:t>
+      </w:r>
+      <w:r>
+        <w:t xml:space="preserve"> </w:t>
+      </w:r>
+      <w:r>
+        <w:t xml:space="preserve">or</w:t>
+      </w:r>
+      <w:r>
+        <w:t xml:space="preserve"> </w:t>
+      </w:r>
+      <w:r>
+        <w:rPr>
+          <w:rStyle w:val="VerbatimChar"/>
+        </w:rPr>
+        <w:t xml:space="preserve">+</w:t>
+      </w:r>
+      <w:r>
+        <w:t xml:space="preserve"> </w:t>
+      </w:r>
+      <w:r>
+        <w:t xml:space="preserve">at the</w:t>
+      </w:r>
+      <w:r>
+        <w:t xml:space="preserve"> </w:t>
+      </w:r>
+      <w:r>
+        <w:rPr>
+          <w:i/>
+          <w:iCs/>
+        </w:rPr>
+        <w:t xml:space="preserve">start</w:t>
+      </w:r>
+      <w:r>
+        <w:t xml:space="preserve"> </w:t>
+      </w:r>
+      <w:r>
+        <w:t xml:space="preserve">of a line?</w:t>
+      </w:r>
+    </w:p>
+    <w:p>
+      <w:pPr>
+        <w:pStyle w:val="Compact"/>
+        <w:numPr>
+          <w:ilvl w:val="0"/>
+          <w:numId w:val="1022"/>
+        </w:numPr>
+      </w:pPr>
+      <w:r>
+        <w:rPr>
+          <w:rStyle w:val="VerbatimChar"/>
+          <w:b/>
+          <w:bCs/>
+        </w:rPr>
+        <w:t xml:space="preserve">?function_name</w:t>
+      </w:r>
+      <w:r>
+        <w:t xml:space="preserve"> </w:t>
+      </w:r>
+      <w:r>
+        <w:t xml:space="preserve">opens the built-in help page.</w:t>
+      </w:r>
+    </w:p>
+    <w:p>
+      <w:pPr>
+        <w:pStyle w:val="Compact"/>
+        <w:numPr>
+          <w:ilvl w:val="0"/>
+          <w:numId w:val="1022"/>
+        </w:numPr>
+      </w:pPr>
+      <w:r>
+        <w:rPr>
+          <w:b/>
+          <w:bCs/>
+        </w:rPr>
         <w:t xml:space="preserve">Tidyverse cheat sheets</w:t>
       </w:r>
       <w:r>
@@ -10568,7 +11616,7 @@
       <w:r>
         <w:t xml:space="preserve"> </w:t>
       </w:r>
-      <w:hyperlink r:id="rId53">
+      <w:hyperlink r:id="rId60">
         <w:r>
           <w:rPr>
             <w:rStyle w:val="Hyperlink"/>
@@ -10582,7 +11630,7 @@
         <w:pStyle w:val="Compact"/>
         <w:numPr>
           <w:ilvl w:val="0"/>
-          <w:numId w:val="1021"/>
+          <w:numId w:val="1022"/>
         </w:numPr>
       </w:pPr>
       <w:r>
@@ -10630,7 +11678,7 @@
         </w:pict>
       </w:r>
     </w:p>
-    <w:bookmarkEnd w:id="54"/>
+    <w:bookmarkEnd w:id="61"/>
     <w:sectPr>
       <w:pgSz w:h="15840" w:w="12240"/>
       <w:pgMar w:bottom="1440" w:footer="720" w:gutter="0" w:header="720" w:left="1440" w:right="1440" w:top="1440"/>
@@ -11151,6 +12199,36 @@
     <w:abstractNumId w:val="992"/>
   </w:num>
   <w:num w:numId="1021">
+    <w:abstractNumId w:val="99411"/>
+    <w:lvlOverride w:ilvl="0">
+      <w:startOverride w:val="1"/>
+    </w:lvlOverride>
+    <w:lvlOverride w:ilvl="1">
+      <w:startOverride w:val="1"/>
+    </w:lvlOverride>
+    <w:lvlOverride w:ilvl="2">
+      <w:startOverride w:val="1"/>
+    </w:lvlOverride>
+    <w:lvlOverride w:ilvl="3">
+      <w:startOverride w:val="1"/>
+    </w:lvlOverride>
+    <w:lvlOverride w:ilvl="4">
+      <w:startOverride w:val="1"/>
+    </w:lvlOverride>
+    <w:lvlOverride w:ilvl="5">
+      <w:startOverride w:val="1"/>
+    </w:lvlOverride>
+    <w:lvlOverride w:ilvl="6">
+      <w:startOverride w:val="1"/>
+    </w:lvlOverride>
+    <w:lvlOverride w:ilvl="7">
+      <w:startOverride w:val="1"/>
+    </w:lvlOverride>
+    <w:lvlOverride w:ilvl="8">
+      <w:startOverride w:val="1"/>
+    </w:lvlOverride>
+  </w:num>
+  <w:num w:numId="1022">
     <w:abstractNumId w:val="99411"/>
     <w:lvlOverride w:ilvl="0">
       <w:startOverride w:val="1"/>

--- a/docs/content/meeting_r/meeting_r_activity.docx
+++ b/docs/content/meeting_r/meeting_r_activity.docx
@@ -31,7 +31,7 @@
         <w:pStyle w:val="Date"/>
       </w:pPr>
       <w:r>
-        <w:t xml:space="preserve">2026-08-27</w:t>
+        <w:t xml:space="preserve">2026-09-01</w:t>
       </w:r>
     </w:p>
     <w:bookmarkStart w:id="12" w:name="meeting-r"/>

--- a/docs/content/meeting_r/meeting_r_activity.docx
+++ b/docs/content/meeting_r/meeting_r_activity.docx
@@ -31,7 +31,7 @@
         <w:pStyle w:val="Date"/>
       </w:pPr>
       <w:r>
-        <w:t xml:space="preserve">2026-09-01</w:t>
+        <w:t xml:space="preserve">2026-09-03</w:t>
       </w:r>
     </w:p>
     <w:bookmarkStart w:id="12" w:name="meeting-r"/>

--- a/docs/content/meeting_r/meeting_r_activity.docx
+++ b/docs/content/meeting_r/meeting_r_activity.docx
@@ -1074,6 +1074,15 @@
         <w:rPr>
           <w:rStyle w:val="VerbatimChar"/>
         </w:rPr>
+        <w:t xml:space="preserve">├── output/     ← your cleaned data go here</w:t>
+      </w:r>
+      <w:r>
+        <w:br/>
+      </w:r>
+      <w:r>
+        <w:rPr>
+          <w:rStyle w:val="VerbatimChar"/>
+        </w:rPr>
         <w:t xml:space="preserve">└── figures/     ← plots you save go here</w:t>
       </w:r>
     </w:p>
@@ -2379,7 +2388,7 @@
         <w:t xml:space="preserve"> </w:t>
       </w:r>
       <w:r>
-        <w:t xml:space="preserve">Which of these names are valid in R? Write Y or N next to each.</w:t>
+        <w:t xml:space="preserve">Which of these names are valid in R? Write Y or N next to each. You can try it too!</w:t>
       </w:r>
     </w:p>
     <w:p>
@@ -3063,6 +3072,9 @@
         </w:rPr>
         <w:t xml:space="preserve"># Write your code here:</w:t>
       </w:r>
+      <w:r>
+        <w:br/>
+      </w:r>
     </w:p>
     <w:p>
       <w:pPr>
@@ -3073,6 +3085,9 @@
           <w:rStyle w:val="VerbatimChar"/>
         </w:rPr>
         <w:t xml:space="preserve">Your answer: </w:t>
+      </w:r>
+      <w:r>
+        <w:br/>
       </w:r>
     </w:p>
     <w:p>
@@ -3522,6 +3537,9 @@
           <w:rStyle w:val="CommentTok"/>
         </w:rPr>
         <w:t xml:space="preserve"># Write your code here:</w:t>
+      </w:r>
+      <w:r>
+        <w:br/>
       </w:r>
     </w:p>
     <w:p>
@@ -4203,6 +4221,9 @@
         </w:rPr>
         <w:t xml:space="preserve">Your answer: </w:t>
       </w:r>
+      <w:r>
+        <w:br/>
+      </w:r>
     </w:p>
     <w:p>
       <w:r>
@@ -4257,12 +4278,66 @@
         <w:br/>
       </w:r>
       <w:r>
-        <w:br/>
-      </w:r>
-      <w:r>
         <w:rPr>
           <w:rStyle w:val="CommentTok"/>
         </w:rPr>
+        <w:t xml:space="preserve"># load csv files</w:t>
+      </w:r>
+      <w:r>
+        <w:br/>
+      </w:r>
+      <w:r>
+        <w:rPr>
+          <w:rStyle w:val="NormalTok"/>
+        </w:rPr>
+        <w:t xml:space="preserve">tree_df </w:t>
+      </w:r>
+      <w:r>
+        <w:rPr>
+          <w:rStyle w:val="OtherTok"/>
+        </w:rPr>
+        <w:t xml:space="preserve">&lt;-</w:t>
+      </w:r>
+      <w:r>
+        <w:rPr>
+          <w:rStyle w:val="NormalTok"/>
+        </w:rPr>
+        <w:t xml:space="preserve"> </w:t>
+      </w:r>
+      <w:r>
+        <w:rPr>
+          <w:rStyle w:val="FunctionTok"/>
+        </w:rPr>
+        <w:t xml:space="preserve">read_excel</w:t>
+      </w:r>
+      <w:r>
+        <w:rPr>
+          <w:rStyle w:val="NormalTok"/>
+        </w:rPr>
+        <w:t xml:space="preserve">(</w:t>
+      </w:r>
+      <w:r>
+        <w:rPr>
+          <w:rStyle w:val="StringTok"/>
+        </w:rPr>
+        <w:t xml:space="preserve">"data/name_of_file.csv"</w:t>
+      </w:r>
+      <w:r>
+        <w:rPr>
+          <w:rStyle w:val="NormalTok"/>
+        </w:rPr>
+        <w:t xml:space="preserve">) </w:t>
+      </w:r>
+      <w:r>
+        <w:br/>
+      </w:r>
+      <w:r>
+        <w:br/>
+      </w:r>
+      <w:r>
+        <w:rPr>
+          <w:rStyle w:val="CommentTok"/>
+        </w:rPr>
         <w:t xml:space="preserve"># Excel files (.xlsx) — needs library(readxl)</w:t>
       </w:r>
       <w:r>
@@ -4302,7 +4377,7 @@
         <w:rPr>
           <w:rStyle w:val="StringTok"/>
         </w:rPr>
-        <w:t xml:space="preserve">"data/2026_06_25_tree_experiment_raw_data.xlsx"</w:t>
+        <w:t xml:space="preserve">"data/name_of_file.xlsx"</w:t>
       </w:r>
       <w:r>
         <w:rPr>
@@ -4311,31 +4386,16 @@
         <w:t xml:space="preserve">) </w:t>
       </w:r>
       <w:r>
-        <w:rPr>
-          <w:rStyle w:val="SpecialCharTok"/>
-        </w:rPr>
-        <w:t xml:space="preserve">%&gt;%</w:t>
-      </w:r>
-      <w:r>
-        <w:br/>
-      </w:r>
-      <w:r>
-        <w:rPr>
-          <w:rStyle w:val="NormalTok"/>
-        </w:rPr>
-        <w:t xml:space="preserve">  </w:t>
-      </w:r>
-      <w:r>
-        <w:rPr>
-          <w:rStyle w:val="FunctionTok"/>
-        </w:rPr>
-        <w:t xml:space="preserve">clean_names</w:t>
-      </w:r>
-      <w:r>
-        <w:rPr>
-          <w:rStyle w:val="NormalTok"/>
-        </w:rPr>
-        <w:t xml:space="preserve">()</w:t>
+        <w:br/>
+      </w:r>
+      <w:r>
+        <w:br/>
+      </w:r>
+      <w:r>
+        <w:br/>
+      </w:r>
+      <w:r>
+        <w:br/>
       </w:r>
       <w:r>
         <w:br/>
@@ -5782,6 +5842,107 @@
     </w:p>
     <w:p>
       <w:pPr>
+        <w:pStyle w:val="SourceCode"/>
+      </w:pPr>
+      <w:r>
+        <w:rPr>
+          <w:rStyle w:val="CommentTok"/>
+        </w:rPr>
+        <w:t xml:space="preserve"># if you have odd variable names and want to fix all of them at the end you can add clean names to the end</w:t>
+      </w:r>
+      <w:r>
+        <w:br/>
+      </w:r>
+      <w:r>
+        <w:rPr>
+          <w:rStyle w:val="CommentTok"/>
+        </w:rPr>
+        <w:t xml:space="preserve">#the %&gt;% or |&gt; are pipes that pass one set of information to the next command</w:t>
+      </w:r>
+      <w:r>
+        <w:br/>
+      </w:r>
+      <w:r>
+        <w:rPr>
+          <w:rStyle w:val="CommentTok"/>
+        </w:rPr>
+        <w:t xml:space="preserve"># the pipe passes the read in data to a command to clean the variable names</w:t>
+      </w:r>
+      <w:r>
+        <w:br/>
+      </w:r>
+      <w:r>
+        <w:br/>
+      </w:r>
+      <w:r>
+        <w:rPr>
+          <w:rStyle w:val="NormalTok"/>
+        </w:rPr>
+        <w:t xml:space="preserve">tree_df </w:t>
+      </w:r>
+      <w:r>
+        <w:rPr>
+          <w:rStyle w:val="OtherTok"/>
+        </w:rPr>
+        <w:t xml:space="preserve">&lt;-</w:t>
+      </w:r>
+      <w:r>
+        <w:rPr>
+          <w:rStyle w:val="NormalTok"/>
+        </w:rPr>
+        <w:t xml:space="preserve"> </w:t>
+      </w:r>
+      <w:r>
+        <w:rPr>
+          <w:rStyle w:val="FunctionTok"/>
+        </w:rPr>
+        <w:t xml:space="preserve">read_excel</w:t>
+      </w:r>
+      <w:r>
+        <w:rPr>
+          <w:rStyle w:val="NormalTok"/>
+        </w:rPr>
+        <w:t xml:space="preserve">(</w:t>
+      </w:r>
+      <w:r>
+        <w:rPr>
+          <w:rStyle w:val="StringTok"/>
+        </w:rPr>
+        <w:t xml:space="preserve">"data/name_of_file.xlsx"</w:t>
+      </w:r>
+      <w:r>
+        <w:rPr>
+          <w:rStyle w:val="NormalTok"/>
+        </w:rPr>
+        <w:t xml:space="preserve">) </w:t>
+      </w:r>
+      <w:r>
+        <w:rPr>
+          <w:rStyle w:val="SpecialCharTok"/>
+        </w:rPr>
+        <w:t xml:space="preserve">%&gt;%</w:t>
+      </w:r>
+      <w:r>
+        <w:rPr>
+          <w:rStyle w:val="NormalTok"/>
+        </w:rPr>
+        <w:t xml:space="preserve"> </w:t>
+      </w:r>
+      <w:r>
+        <w:rPr>
+          <w:rStyle w:val="FunctionTok"/>
+        </w:rPr>
+        <w:t xml:space="preserve">clean_names</w:t>
+      </w:r>
+      <w:r>
+        <w:rPr>
+          <w:rStyle w:val="NormalTok"/>
+        </w:rPr>
+        <w:t xml:space="preserve">()</w:t>
+      </w:r>
+    </w:p>
+    <w:p>
+      <w:pPr>
         <w:pStyle w:val="FirstParagraph"/>
       </w:pPr>
       <w:r>
@@ -10405,21 +10566,7 @@
           <w:i/>
           <w:iCs/>
         </w:rPr>
-        <w:t xml:space="preserve">Turn this in with your worksheet. In class we split leaves at an arbitrary</w:t>
-      </w:r>
-      <w:r>
-        <w:rPr>
-          <w:i/>
-          <w:iCs/>
-        </w:rPr>
-        <w:t xml:space="preserve"> </w:t>
-      </w:r>
-      <w:r>
-        <w:rPr>
-          <w:i/>
-          <w:iCs/>
-        </w:rPr>
-        <w:t xml:space="preserve">weight. Now you split them at a number</w:t>
+        <w:t xml:space="preserve">Turn this in with your worksheet. In class we split leaves at an arbitrary weight. Now you split them at a number</w:t>
       </w:r>
       <w:r>
         <w:rPr>
@@ -10442,21 +10589,7 @@
           <w:i/>
           <w:iCs/>
         </w:rPr>
-        <w:t xml:space="preserve">, and reason about why</w:t>
-      </w:r>
-      <w:r>
-        <w:rPr>
-          <w:i/>
-          <w:iCs/>
-        </w:rPr>
-        <w:t xml:space="preserve"> </w:t>
-      </w:r>
-      <w:r>
-        <w:rPr>
-          <w:i/>
-          <w:iCs/>
-        </w:rPr>
-        <w:t xml:space="preserve">that changes the picture.</w:t>
+        <w:t xml:space="preserve">, and reason about why that changes the picture.</w:t>
       </w:r>
     </w:p>
     <w:tbl>
@@ -10578,13 +10711,7 @@
               <w:t xml:space="preserve"> </w:t>
             </w:r>
             <w:r>
-              <w:t xml:space="preserve">on paper, photographed, and embedded</w:t>
-            </w:r>
-            <w:r>
-              <w:t xml:space="preserve"> </w:t>
-            </w:r>
-            <w:r>
-              <w:t xml:space="preserve">(</w:t>
+              <w:t xml:space="preserve">on paper, photographed, and embedded (</w:t>
             </w:r>
             <w:r>
               <w:rPr>
@@ -10603,21 +10730,7 @@
                 <w:b/>
                 <w:bCs/>
               </w:rPr>
-              <w:t xml:space="preserve">at most half credit,</w:t>
-            </w:r>
-            <w:r>
-              <w:rPr>
-                <w:b/>
-                <w:bCs/>
-              </w:rPr>
-              <w:t xml:space="preserve"> </w:t>
-            </w:r>
-            <w:r>
-              <w:rPr>
-                <w:b/>
-                <w:bCs/>
-              </w:rPr>
-              <w:t xml:space="preserve">even if correct</w:t>
+              <w:t xml:space="preserve">at most half credit, even if correct</w:t>
             </w:r>
             <w:r>
               <w:t xml:space="preserve"> </w:t>
@@ -10633,21 +10746,7 @@
                 <w:i/>
                 <w:iCs/>
               </w:rPr>
-              <w:t xml:space="preserve">your</w:t>
-            </w:r>
-            <w:r>
-              <w:rPr>
-                <w:i/>
-                <w:iCs/>
-              </w:rPr>
-              <w:t xml:space="preserve"> </w:t>
-            </w:r>
-            <w:r>
-              <w:rPr>
-                <w:i/>
-                <w:iCs/>
-              </w:rPr>
-              <w:t xml:space="preserve">own</w:t>
+              <w:t xml:space="preserve">your own</w:t>
             </w:r>
             <w:r>
               <w:t xml:space="preserve"> </w:t>
@@ -11286,13 +11385,7 @@
         <w:t xml:space="preserve"> </w:t>
       </w:r>
       <w:r>
-        <w:t xml:space="preserve">sketch the faceted plot using your mean as the cutoff.</w:t>
-      </w:r>
-      <w:r>
-        <w:t xml:space="preserve"> </w:t>
-      </w:r>
-      <w:r>
-        <w:t xml:space="preserve">Will the</w:t>
+        <w:t xml:space="preserve">sketch the faceted plot using your mean as the cutoff. Will the</w:t>
       </w:r>
       <w:r>
         <w:t xml:space="preserve"> </w:t>
@@ -11316,19 +11409,7 @@
         <w:t xml:space="preserve"> </w:t>
       </w:r>
       <w:r>
-        <w:t xml:space="preserve">panels hold roughly equal numbers of points, or</w:t>
-      </w:r>
-      <w:r>
-        <w:t xml:space="preserve"> </w:t>
-      </w:r>
-      <w:r>
-        <w:t xml:space="preserve">not? Guess and say why. Then run it and write whether you were right, and why</w:t>
-      </w:r>
-      <w:r>
-        <w:t xml:space="preserve"> </w:t>
-      </w:r>
-      <w:r>
-        <w:t xml:space="preserve">cutting at the mean behaves differently from cutting at a round number like 5.</w:t>
+        <w:t xml:space="preserve">panels hold roughly equal numbers of points, or not? Guess and say why. Then run it and write whether you were right, and why cutting at the mean behaves differently from cutting at a round number like 5.</w:t>
       </w:r>
     </w:p>
     <w:bookmarkEnd w:id="57"/>
@@ -11377,19 +11458,7 @@
         </w:numPr>
       </w:pPr>
       <w:r>
-        <w:t xml:space="preserve">From your plots: does one side of the tree seem to have heavier leaves?</w:t>
-      </w:r>
-      <w:r>
-        <w:t xml:space="preserve"> </w:t>
-      </w:r>
-      <w:r>
-        <w:t xml:space="preserve">Explain as if to a friend who’s never seen a boxplot — describe the shapes,</w:t>
-      </w:r>
-      <w:r>
-        <w:t xml:space="preserve"> </w:t>
-      </w:r>
-      <w:r>
-        <w:t xml:space="preserve">not the stats vocabulary.</w:t>
+        <w:t xml:space="preserve">From your plots: does one side of the tree seem to have heavier leaves? Explain as if to a friend who’s never seen a boxplot — describe the shapes, not the stats vocabulary.</w:t>
       </w:r>
     </w:p>
     <w:p>
@@ -11417,13 +11486,7 @@
         <w:t xml:space="preserve"> </w:t>
       </w:r>
       <w:r>
-        <w:t xml:space="preserve">next, and why isn’t eyeballing the</w:t>
-      </w:r>
-      <w:r>
-        <w:t xml:space="preserve"> </w:t>
-      </w:r>
-      <w:r>
-        <w:t xml:space="preserve">boxplot enough on its own?</w:t>
+        <w:t xml:space="preserve">next, and why isn’t eyeballing the boxplot enough on its own?</w:t>
       </w:r>
     </w:p>
     <w:p>
@@ -13011,8 +13074,8 @@
       <w:rFonts w:asciiTheme="majorHAnsi" w:cstheme="majorBidi" w:eastAsiaTheme="majorEastAsia" w:hAnsiTheme="majorHAnsi"/>
       <w:spacing w:val="-10"/>
       <w:kern w:val="28"/>
-      <w:sz w:val="56"/>
-      <w:szCs w:val="56"/>
+      <w:sz w:val="40"/>
+      <w:szCs w:val="40"/>
     </w:rPr>
   </w:style>
   <w:style w:customStyle="1" w:styleId="TitleChar" w:type="character">
@@ -13025,8 +13088,8 @@
       <w:rFonts w:asciiTheme="majorHAnsi" w:cstheme="majorBidi" w:eastAsiaTheme="majorEastAsia" w:hAnsiTheme="majorHAnsi"/>
       <w:spacing w:val="-10"/>
       <w:kern w:val="28"/>
-      <w:sz w:val="56"/>
-      <w:szCs w:val="56"/>
+      <w:sz w:val="40"/>
+      <w:szCs w:val="40"/>
     </w:rPr>
   </w:style>
   <w:style w:styleId="Subtitle" w:type="paragraph">

--- a/docs/content/meeting_r/meeting_r_activity.docx
+++ b/docs/content/meeting_r/meeting_r_activity.docx
@@ -31,7 +31,7 @@
         <w:pStyle w:val="Date"/>
       </w:pPr>
       <w:r>
-        <w:t xml:space="preserve">2026-09-03</w:t>
+        <w:t xml:space="preserve">2026-09-04</w:t>
       </w:r>
     </w:p>
     <w:bookmarkStart w:id="12" w:name="meeting-r"/>
@@ -89,7 +89,7 @@
         </w:numPr>
       </w:pPr>
       <w:r>
-        <w:t xml:space="preserve">Identified the independent variable (side of tree) and dependent variables (leaf mass, dimensions)</w:t>
+        <w:t xml:space="preserve">Identified the independent variable (shade of tree) and dependent variables (leaf mass, dimensions)</w:t>
       </w:r>
     </w:p>
     <w:p>
@@ -101,7 +101,7 @@
         </w:numPr>
       </w:pPr>
       <w:r>
-        <w:t xml:space="preserve">Measured and recorded leaf weight, width, and height in a spreadsheet</w:t>
+        <w:t xml:space="preserve">Measured and recorded leaf mass, petiole length, and thickness in a spreadsheet</w:t>
       </w:r>
     </w:p>
     <w:p>
@@ -940,7 +940,7 @@
         <w:rPr>
           <w:rStyle w:val="VerbatimChar"/>
         </w:rPr>
-        <w:t xml:space="preserve">Your answer: </w:t>
+        <w:t xml:space="preserve">Your answer:</w:t>
       </w:r>
     </w:p>
     <w:p>
@@ -1247,6 +1247,24 @@
         </w:rPr>
         <w:t xml:space="preserve">Your answer: </w:t>
       </w:r>
+      <w:r>
+        <w:br/>
+      </w:r>
+      <w:r>
+        <w:br/>
+      </w:r>
+      <w:r>
+        <w:br/>
+      </w:r>
+      <w:r>
+        <w:br/>
+      </w:r>
+      <w:r>
+        <w:rPr>
+          <w:rStyle w:val="VerbatimChar"/>
+        </w:rPr>
+        <w:t xml:space="preserve"> </w:t>
+      </w:r>
     </w:p>
     <w:bookmarkEnd w:id="20"/>
     <w:bookmarkStart w:id="21" w:name="copy-the-data-file"/>
@@ -1272,7 +1290,22 @@
         <w:rPr>
           <w:rStyle w:val="VerbatimChar"/>
         </w:rPr>
-        <w:t xml:space="preserve">2026_06_25_tree_experiment_raw_data.xlsx</w:t>
+        <w:t xml:space="preserve">2026_09_03_data_sci_leaf_area.csv</w:t>
+      </w:r>
+      <w:r>
+        <w:t xml:space="preserve"> </w:t>
+      </w:r>
+      <w:r>
+        <w:t xml:space="preserve">and</w:t>
+      </w:r>
+      <w:r>
+        <w:t xml:space="preserve"> </w:t>
+      </w:r>
+      <w:r>
+        <w:rPr>
+          <w:rStyle w:val="VerbatimChar"/>
+        </w:rPr>
+        <w:t xml:space="preserve">2026_09_03_data_sci_leaf_area.xlsx</w:t>
       </w:r>
       <w:r>
         <w:t xml:space="preserve"> </w:t>
@@ -1444,41 +1477,6 @@
       </w:r>
     </w:p>
     <w:p>
-      <w:pPr>
-        <w:pStyle w:val="FirstParagraph"/>
-      </w:pPr>
-      <w:r>
-        <w:t xml:space="preserve">✏️</w:t>
-      </w:r>
-      <w:r>
-        <w:t xml:space="preserve"> </w:t>
-      </w:r>
-      <w:r>
-        <w:rPr>
-          <w:b/>
-          <w:bCs/>
-        </w:rPr>
-        <w:t xml:space="preserve">Your turn:</w:t>
-      </w:r>
-      <w:r>
-        <w:t xml:space="preserve"> </w:t>
-      </w:r>
-      <w:r>
-        <w:t xml:space="preserve">What is your script named?</w:t>
-      </w:r>
-    </w:p>
-    <w:p>
-      <w:pPr>
-        <w:pStyle w:val="SourceCode"/>
-      </w:pPr>
-      <w:r>
-        <w:rPr>
-          <w:rStyle w:val="VerbatimChar"/>
-        </w:rPr>
-        <w:t xml:space="preserve">Your answer: </w:t>
-      </w:r>
-    </w:p>
-    <w:p>
       <w:r>
         <w:pict>
           <v:rect style="width:0;height:1.5pt" o:hralign="center" o:hrstd="t" o:hr="t"/>
@@ -2320,7 +2318,7 @@
         <w:rPr>
           <w:rStyle w:val="VerbatimChar"/>
         </w:rPr>
-        <w:t xml:space="preserve">weight_g</w:t>
+        <w:t xml:space="preserve">mass_g</w:t>
       </w:r>
       <w:r>
         <w:t xml:space="preserve"> </w:t>
@@ -2335,7 +2333,7 @@
         <w:rPr>
           <w:rStyle w:val="VerbatimChar"/>
         </w:rPr>
-        <w:t xml:space="preserve">Weight_g</w:t>
+        <w:t xml:space="preserve">Mass_g</w:t>
       </w:r>
     </w:p>
     <w:p>
@@ -2417,7 +2415,7 @@
         <w:rPr>
           <w:rStyle w:val="VerbatimChar"/>
         </w:rPr>
-        <w:t xml:space="preserve">Width_cm        — </w:t>
+        <w:t xml:space="preserve">Petiole_mm        — </w:t>
       </w:r>
       <w:r>
         <w:br/>
@@ -2435,7 +2433,7 @@
         <w:rPr>
           <w:rStyle w:val="VerbatimChar"/>
         </w:rPr>
-        <w:t xml:space="preserve">side            — </w:t>
+        <w:t xml:space="preserve">shade            — </w:t>
       </w:r>
     </w:p>
     <w:p>
@@ -2948,149 +2946,6 @@
       </w:r>
     </w:p>
     <w:p>
-      <w:pPr>
-        <w:pStyle w:val="FirstParagraph"/>
-      </w:pPr>
-      <w:r>
-        <w:t xml:space="preserve">To get help on any function:</w:t>
-      </w:r>
-    </w:p>
-    <w:p>
-      <w:pPr>
-        <w:pStyle w:val="SourceCode"/>
-      </w:pPr>
-      <w:r>
-        <w:rPr>
-          <w:rStyle w:val="NormalTok"/>
-        </w:rPr>
-        <w:t xml:space="preserve">?round          </w:t>
-      </w:r>
-      <w:r>
-        <w:rPr>
-          <w:rStyle w:val="CommentTok"/>
-        </w:rPr>
-        <w:t xml:space="preserve"># open the help page</w:t>
-      </w:r>
-      <w:r>
-        <w:br/>
-      </w:r>
-      <w:r>
-        <w:rPr>
-          <w:rStyle w:val="FunctionTok"/>
-        </w:rPr>
-        <w:t xml:space="preserve">args</w:t>
-      </w:r>
-      <w:r>
-        <w:rPr>
-          <w:rStyle w:val="NormalTok"/>
-        </w:rPr>
-        <w:t xml:space="preserve">(round)     </w:t>
-      </w:r>
-      <w:r>
-        <w:rPr>
-          <w:rStyle w:val="CommentTok"/>
-        </w:rPr>
-        <w:t xml:space="preserve"># list what arguments it takes</w:t>
-      </w:r>
-    </w:p>
-    <w:p>
-      <w:pPr>
-        <w:pStyle w:val="FirstParagraph"/>
-      </w:pPr>
-      <w:r>
-        <w:t xml:space="preserve">✏️</w:t>
-      </w:r>
-      <w:r>
-        <w:t xml:space="preserve"> </w:t>
-      </w:r>
-      <w:r>
-        <w:rPr>
-          <w:b/>
-          <w:bCs/>
-        </w:rPr>
-        <w:t xml:space="preserve">Your turn:</w:t>
-      </w:r>
-      <w:r>
-        <w:t xml:space="preserve"> </w:t>
-      </w:r>
-      <w:r>
-        <w:t xml:space="preserve">Use</w:t>
-      </w:r>
-      <w:r>
-        <w:t xml:space="preserve"> </w:t>
-      </w:r>
-      <w:r>
-        <w:rPr>
-          <w:rStyle w:val="VerbatimChar"/>
-        </w:rPr>
-        <w:t xml:space="preserve">round()</w:t>
-      </w:r>
-      <w:r>
-        <w:t xml:space="preserve"> </w:t>
-      </w:r>
-      <w:r>
-        <w:t xml:space="preserve">to round</w:t>
-      </w:r>
-      <w:r>
-        <w:t xml:space="preserve"> </w:t>
-      </w:r>
-      <w:r>
-        <w:rPr>
-          <w:rStyle w:val="VerbatimChar"/>
-        </w:rPr>
-        <w:t xml:space="preserve">pi</w:t>
-      </w:r>
-      <w:r>
-        <w:t xml:space="preserve"> </w:t>
-      </w:r>
-      <w:r>
-        <w:t xml:space="preserve">(R knows</w:t>
-      </w:r>
-      <w:r>
-        <w:t xml:space="preserve"> </w:t>
-      </w:r>
-      <w:r>
-        <w:rPr>
-          <w:rStyle w:val="VerbatimChar"/>
-        </w:rPr>
-        <w:t xml:space="preserve">pi</w:t>
-      </w:r>
-      <w:r>
-        <w:t xml:space="preserve"> </w:t>
-      </w:r>
-      <w:r>
-        <w:t xml:space="preserve">by name — just type it) to 4 decimal places.</w:t>
-      </w:r>
-    </w:p>
-    <w:p>
-      <w:pPr>
-        <w:pStyle w:val="SourceCode"/>
-      </w:pPr>
-      <w:r>
-        <w:rPr>
-          <w:rStyle w:val="CommentTok"/>
-        </w:rPr>
-        <w:t xml:space="preserve"># Write your code here:</w:t>
-      </w:r>
-      <w:r>
-        <w:br/>
-      </w:r>
-    </w:p>
-    <w:p>
-      <w:pPr>
-        <w:pStyle w:val="SourceCode"/>
-      </w:pPr>
-      <w:r>
-        <w:rPr>
-          <w:rStyle w:val="VerbatimChar"/>
-        </w:rPr>
-        <w:t xml:space="preserve">Your answer: </w:t>
-      </w:r>
-      <w:r>
-        <w:br/>
-      </w:r>
-    </w:p>
-    <w:p>
       <w:r>
         <w:pict>
           <v:rect style="width:0;height:1.5pt" o:hralign="center" o:hrstd="t" o:hr="t"/>
@@ -3182,7 +3037,7 @@
         <w:rPr>
           <w:rStyle w:val="NormalTok"/>
         </w:rPr>
-        <w:t xml:space="preserve">weight_g </w:t>
+        <w:t xml:space="preserve">mass_g </w:t>
       </w:r>
       <w:r>
         <w:rPr>
@@ -3269,7 +3124,7 @@
         <w:rPr>
           <w:rStyle w:val="NormalTok"/>
         </w:rPr>
-        <w:t xml:space="preserve">side     </w:t>
+        <w:t xml:space="preserve">shade     </w:t>
       </w:r>
       <w:r>
         <w:rPr>
@@ -3341,7 +3196,7 @@
         <w:rPr>
           <w:rStyle w:val="NormalTok"/>
         </w:rPr>
-        <w:t xml:space="preserve">(weight_g)    </w:t>
+        <w:t xml:space="preserve">(mass_g)    </w:t>
       </w:r>
       <w:r>
         <w:rPr>
@@ -3362,34 +3217,13 @@
         <w:rPr>
           <w:rStyle w:val="NormalTok"/>
         </w:rPr>
-        <w:t xml:space="preserve">(weight_g)     </w:t>
+        <w:t xml:space="preserve">(mass_g)     </w:t>
       </w:r>
       <w:r>
         <w:rPr>
           <w:rStyle w:val="CommentTok"/>
         </w:rPr>
         <w:t xml:space="preserve"># what type is it?</w:t>
-      </w:r>
-      <w:r>
-        <w:br/>
-      </w:r>
-      <w:r>
-        <w:rPr>
-          <w:rStyle w:val="FunctionTok"/>
-        </w:rPr>
-        <w:t xml:space="preserve">str</w:t>
-      </w:r>
-      <w:r>
-        <w:rPr>
-          <w:rStyle w:val="NormalTok"/>
-        </w:rPr>
-        <w:t xml:space="preserve">(weight_g)       </w:t>
-      </w:r>
-      <w:r>
-        <w:rPr>
-          <w:rStyle w:val="CommentTok"/>
-        </w:rPr>
-        <w:t xml:space="preserve"># structure overview</w:t>
       </w:r>
     </w:p>
     <w:p>
@@ -3460,86 +3294,6 @@
       </w:r>
       <w:r>
         <w:t xml:space="preserve">and throws an error when it cannot find one.</w:t>
-      </w:r>
-    </w:p>
-    <w:p>
-      <w:pPr>
-        <w:pStyle w:val="FirstParagraph"/>
-      </w:pPr>
-      <w:r>
-        <w:t xml:space="preserve">✏️</w:t>
-      </w:r>
-      <w:r>
-        <w:t xml:space="preserve"> </w:t>
-      </w:r>
-      <w:r>
-        <w:rPr>
-          <w:b/>
-          <w:bCs/>
-        </w:rPr>
-        <w:t xml:space="preserve">Your turn:</w:t>
-      </w:r>
-      <w:r>
-        <w:t xml:space="preserve"> </w:t>
-      </w:r>
-      <w:r>
-        <w:t xml:space="preserve">Make a character vector called</w:t>
-      </w:r>
-      <w:r>
-        <w:t xml:space="preserve"> </w:t>
-      </w:r>
-      <w:r>
-        <w:rPr>
-          <w:rStyle w:val="VerbatimChar"/>
-        </w:rPr>
-        <w:t xml:space="preserve">my_colors</w:t>
-      </w:r>
-      <w:r>
-        <w:t xml:space="preserve"> </w:t>
-      </w:r>
-      <w:r>
-        <w:t xml:space="preserve">with three color names of your choice. Check its</w:t>
-      </w:r>
-      <w:r>
-        <w:t xml:space="preserve"> </w:t>
-      </w:r>
-      <w:r>
-        <w:rPr>
-          <w:rStyle w:val="VerbatimChar"/>
-        </w:rPr>
-        <w:t xml:space="preserve">length()</w:t>
-      </w:r>
-      <w:r>
-        <w:t xml:space="preserve"> </w:t>
-      </w:r>
-      <w:r>
-        <w:t xml:space="preserve">and</w:t>
-      </w:r>
-      <w:r>
-        <w:t xml:space="preserve"> </w:t>
-      </w:r>
-      <w:r>
-        <w:rPr>
-          <w:rStyle w:val="VerbatimChar"/>
-        </w:rPr>
-        <w:t xml:space="preserve">class()</w:t>
-      </w:r>
-      <w:r>
-        <w:t xml:space="preserve">.</w:t>
-      </w:r>
-    </w:p>
-    <w:p>
-      <w:pPr>
-        <w:pStyle w:val="SourceCode"/>
-      </w:pPr>
-      <w:r>
-        <w:rPr>
-          <w:rStyle w:val="CommentTok"/>
-        </w:rPr>
-        <w:t xml:space="preserve"># Write your code here:</w:t>
-      </w:r>
-      <w:r>
-        <w:br/>
       </w:r>
     </w:p>
     <w:p>
@@ -4221,9 +3975,6 @@
         </w:rPr>
         <w:t xml:space="preserve">Your answer: </w:t>
       </w:r>
-      <w:r>
-        <w:br/>
-      </w:r>
     </w:p>
     <w:p>
       <w:r>
@@ -4308,6 +4059,63 @@
         <w:rPr>
           <w:rStyle w:val="FunctionTok"/>
         </w:rPr>
+        <w:t xml:space="preserve">read_csv</w:t>
+      </w:r>
+      <w:r>
+        <w:rPr>
+          <w:rStyle w:val="NormalTok"/>
+        </w:rPr>
+        <w:t xml:space="preserve">(</w:t>
+      </w:r>
+      <w:r>
+        <w:rPr>
+          <w:rStyle w:val="StringTok"/>
+        </w:rPr>
+        <w:t xml:space="preserve">"data/2026_09_03_data_sci_leaf_area.csv"</w:t>
+      </w:r>
+      <w:r>
+        <w:rPr>
+          <w:rStyle w:val="NormalTok"/>
+        </w:rPr>
+        <w:t xml:space="preserve">) </w:t>
+      </w:r>
+      <w:r>
+        <w:br/>
+      </w:r>
+      <w:r>
+        <w:br/>
+      </w:r>
+      <w:r>
+        <w:rPr>
+          <w:rStyle w:val="CommentTok"/>
+        </w:rPr>
+        <w:t xml:space="preserve"># Excel files (.xlsx) — needs library(readxl)</w:t>
+      </w:r>
+      <w:r>
+        <w:br/>
+      </w:r>
+      <w:r>
+        <w:rPr>
+          <w:rStyle w:val="NormalTok"/>
+        </w:rPr>
+        <w:t xml:space="preserve">tree_2_df </w:t>
+      </w:r>
+      <w:r>
+        <w:rPr>
+          <w:rStyle w:val="OtherTok"/>
+        </w:rPr>
+        <w:t xml:space="preserve">&lt;-</w:t>
+      </w:r>
+      <w:r>
+        <w:rPr>
+          <w:rStyle w:val="NormalTok"/>
+        </w:rPr>
+        <w:t xml:space="preserve"> </w:t>
+      </w:r>
+      <w:r>
+        <w:rPr>
+          <w:rStyle w:val="FunctionTok"/>
+        </w:rPr>
         <w:t xml:space="preserve">read_excel</w:t>
       </w:r>
       <w:r>
@@ -4320,7 +4128,7 @@
         <w:rPr>
           <w:rStyle w:val="StringTok"/>
         </w:rPr>
-        <w:t xml:space="preserve">"data/name_of_file.csv"</w:t>
+        <w:t xml:space="preserve">"data/2026_09_03_data_sci_leaf_area.xlsx"</w:t>
       </w:r>
       <w:r>
         <w:rPr>
@@ -4338,55 +4146,7 @@
         <w:rPr>
           <w:rStyle w:val="CommentTok"/>
         </w:rPr>
-        <w:t xml:space="preserve"># Excel files (.xlsx) — needs library(readxl)</w:t>
-      </w:r>
-      <w:r>
-        <w:br/>
-      </w:r>
-      <w:r>
-        <w:rPr>
-          <w:rStyle w:val="NormalTok"/>
-        </w:rPr>
-        <w:t xml:space="preserve">tree_df </w:t>
-      </w:r>
-      <w:r>
-        <w:rPr>
-          <w:rStyle w:val="OtherTok"/>
-        </w:rPr>
-        <w:t xml:space="preserve">&lt;-</w:t>
-      </w:r>
-      <w:r>
-        <w:rPr>
-          <w:rStyle w:val="NormalTok"/>
-        </w:rPr>
-        <w:t xml:space="preserve"> </w:t>
-      </w:r>
-      <w:r>
-        <w:rPr>
-          <w:rStyle w:val="FunctionTok"/>
-        </w:rPr>
-        <w:t xml:space="preserve">read_excel</w:t>
-      </w:r>
-      <w:r>
-        <w:rPr>
-          <w:rStyle w:val="NormalTok"/>
-        </w:rPr>
-        <w:t xml:space="preserve">(</w:t>
-      </w:r>
-      <w:r>
-        <w:rPr>
-          <w:rStyle w:val="StringTok"/>
-        </w:rPr>
-        <w:t xml:space="preserve">"data/name_of_file.xlsx"</w:t>
-      </w:r>
-      <w:r>
-        <w:rPr>
-          <w:rStyle w:val="NormalTok"/>
-        </w:rPr>
-        <w:t xml:space="preserve">) </w:t>
-      </w:r>
-      <w:r>
-        <w:br/>
+        <w:t xml:space="preserve"># note the names below may vary with the names you chose</w:t>
       </w:r>
       <w:r>
         <w:br/>
@@ -4498,7 +4258,7 @@
         <w:rPr>
           <w:rStyle w:val="VerbatimChar"/>
         </w:rPr>
-        <w:t xml:space="preserve">"Leaf Weight (g)"</w:t>
+        <w:t xml:space="preserve">"Leaf Mass (g)"</w:t>
       </w:r>
       <w:r>
         <w:t xml:space="preserve"> </w:t>
@@ -4513,7 +4273,7 @@
         <w:rPr>
           <w:rStyle w:val="VerbatimChar"/>
         </w:rPr>
-        <w:t xml:space="preserve">leaf_weight_g</w:t>
+        <w:t xml:space="preserve">leaf_mass_g</w:t>
       </w:r>
       <w:r>
         <w:t xml:space="preserve"> </w:t>
@@ -4635,7 +4395,52 @@
         <w:rPr>
           <w:rStyle w:val="CommentTok"/>
         </w:rPr>
-        <w:t xml:space="preserve"># noaa_df &lt;- read_csv("data/noaa_global_yearly_temps.csv")</w:t>
+        <w:t xml:space="preserve"># station (USW00014913) is Minneapolis–St. Paul Airport</w:t>
+      </w:r>
+      <w:r>
+        <w:br/>
+      </w:r>
+      <w:r>
+        <w:rPr>
+          <w:rStyle w:val="NormalTok"/>
+        </w:rPr>
+        <w:t xml:space="preserve">weather_df </w:t>
+      </w:r>
+      <w:r>
+        <w:rPr>
+          <w:rStyle w:val="OtherTok"/>
+        </w:rPr>
+        <w:t xml:space="preserve">&lt;-</w:t>
+      </w:r>
+      <w:r>
+        <w:rPr>
+          <w:rStyle w:val="NormalTok"/>
+        </w:rPr>
+        <w:t xml:space="preserve"> </w:t>
+      </w:r>
+      <w:r>
+        <w:rPr>
+          <w:rStyle w:val="FunctionTok"/>
+        </w:rPr>
+        <w:t xml:space="preserve">read_csv</w:t>
+      </w:r>
+      <w:r>
+        <w:rPr>
+          <w:rStyle w:val="NormalTok"/>
+        </w:rPr>
+        <w:t xml:space="preserve">(</w:t>
+      </w:r>
+      <w:r>
+        <w:rPr>
+          <w:rStyle w:val="StringTok"/>
+        </w:rPr>
+        <w:t xml:space="preserve">"https://www.ncei.noaa.gov/access/services/data/v1?dataset=daily-summaries&amp;stations=USW00014913&amp;startDate=2020-01-01&amp;endDate=2020-12-31&amp;format=csv"</w:t>
+      </w:r>
+      <w:r>
+        <w:rPr>
+          <w:rStyle w:val="NormalTok"/>
+        </w:rPr>
+        <w:t xml:space="preserve">)</w:t>
       </w:r>
     </w:p>
     <w:p>
@@ -4774,19 +4579,20 @@
         <w:t xml:space="preserve"> </w:t>
       </w:r>
       <w:r>
-        <w:t xml:space="preserve">has five columns:</w:t>
+        <w:t xml:space="preserve">has eight columns:</w:t>
       </w:r>
     </w:p>
     <w:tbl>
       <w:tblPr>
         <w:tblStyle w:val="Table"/>
-        <w:tblW w:type="auto" w:w="0"/>
+        <w:tblW w:type="pct" w:w="5000"/>
+        <w:tblLayout w:type="fixed"/>
         <w:tblLook w:firstRow="1" w:lastRow="0" w:firstColumn="0" w:lastColumn="0" w:noHBand="0" w:noVBand="0" w:val="0020"/>
       </w:tblPr>
       <w:tblGrid>
-        <w:gridCol w:w="2640"/>
-        <w:gridCol w:w="2640"/>
-        <w:gridCol w:w="2640"/>
+        <w:gridCol w:w="1545"/>
+        <w:gridCol w:w="1062"/>
+        <w:gridCol w:w="5312"/>
       </w:tblGrid>
       <w:tr>
         <w:trPr>
@@ -4837,7 +4643,7 @@
               <w:rPr>
                 <w:rStyle w:val="VerbatimChar"/>
               </w:rPr>
-              <w:t xml:space="preserve">index</w:t>
+              <w:t xml:space="preserve">twig_id</w:t>
             </w:r>
           </w:p>
         </w:tc>
@@ -4848,7 +4654,7 @@
               <w:pStyle w:val="Compact"/>
             </w:pPr>
             <w:r>
-              <w:t xml:space="preserve">numeric</w:t>
+              <w:t xml:space="preserve">character</w:t>
             </w:r>
           </w:p>
         </w:tc>
@@ -4859,7 +4665,16 @@
               <w:pStyle w:val="Compact"/>
             </w:pPr>
             <w:r>
-              <w:t xml:space="preserve">leaf number (1–20)</w:t>
+              <w:t xml:space="preserve">which twig the leaf came from (e.g. </w:t>
+            </w:r>
+            <w:r>
+              <w:rPr>
+                <w:rStyle w:val="VerbatimChar"/>
+              </w:rPr>
+              <w:t xml:space="preserve">"twig_1"</w:t>
+            </w:r>
+            <w:r>
+              <w:t xml:space="preserve">)</w:t>
             </w:r>
           </w:p>
         </w:tc>
@@ -4875,7 +4690,92 @@
               <w:rPr>
                 <w:rStyle w:val="VerbatimChar"/>
               </w:rPr>
-              <w:t xml:space="preserve">side</w:t>
+              <w:t xml:space="preserve">leaf_id</w:t>
+            </w:r>
+          </w:p>
+        </w:tc>
+        <w:tc>
+          <w:tcPr/>
+          <w:p>
+            <w:pPr>
+              <w:pStyle w:val="Compact"/>
+            </w:pPr>
+            <w:r>
+              <w:t xml:space="preserve">character</w:t>
+            </w:r>
+          </w:p>
+        </w:tc>
+        <w:tc>
+          <w:tcPr/>
+          <w:p>
+            <w:pPr>
+              <w:pStyle w:val="Compact"/>
+            </w:pPr>
+            <w:r>
+              <w:t xml:space="preserve">leaf identifier within a twig (e.g. </w:t>
+            </w:r>
+            <w:r>
+              <w:rPr>
+                <w:rStyle w:val="VerbatimChar"/>
+              </w:rPr>
+              <w:t xml:space="preserve">"l01"</w:t>
+            </w:r>
+            <w:r>
+              <w:t xml:space="preserve">)</w:t>
+            </w:r>
+          </w:p>
+        </w:tc>
+      </w:tr>
+      <w:tr>
+        <w:tc>
+          <w:tcPr/>
+          <w:p>
+            <w:pPr>
+              <w:pStyle w:val="Compact"/>
+            </w:pPr>
+            <w:r>
+              <w:rPr>
+                <w:rStyle w:val="VerbatimChar"/>
+              </w:rPr>
+              <w:t xml:space="preserve">teams</w:t>
+            </w:r>
+          </w:p>
+        </w:tc>
+        <w:tc>
+          <w:tcPr/>
+          <w:p>
+            <w:pPr>
+              <w:pStyle w:val="Compact"/>
+            </w:pPr>
+            <w:r>
+              <w:t xml:space="preserve">character</w:t>
+            </w:r>
+          </w:p>
+        </w:tc>
+        <w:tc>
+          <w:tcPr/>
+          <w:p>
+            <w:pPr>
+              <w:pStyle w:val="Compact"/>
+            </w:pPr>
+            <w:r>
+              <w:t xml:space="preserve">student team that collected the sample</w:t>
+            </w:r>
+          </w:p>
+        </w:tc>
+      </w:tr>
+      <w:tr>
+        <w:tc>
+          <w:tcPr/>
+          <w:p>
+            <w:pPr>
+              <w:pStyle w:val="Compact"/>
+            </w:pPr>
+            <w:r>
+              <w:rPr>
+                <w:rStyle w:val="VerbatimChar"/>
+              </w:rPr>
+              <w:t xml:space="preserve">shade</w:t>
             </w:r>
           </w:p>
         </w:tc>
@@ -4931,7 +4831,7 @@
               <w:rPr>
                 <w:rStyle w:val="VerbatimChar"/>
               </w:rPr>
-              <w:t xml:space="preserve">weight_g</w:t>
+              <w:t xml:space="preserve">mass_g</w:t>
             </w:r>
           </w:p>
         </w:tc>
@@ -4953,7 +4853,7 @@
               <w:pStyle w:val="Compact"/>
             </w:pPr>
             <w:r>
-              <w:t xml:space="preserve">leaf weight in grams</w:t>
+              <w:t xml:space="preserve">leaf mass in grams</w:t>
             </w:r>
           </w:p>
         </w:tc>
@@ -4969,7 +4869,7 @@
               <w:rPr>
                 <w:rStyle w:val="VerbatimChar"/>
               </w:rPr>
-              <w:t xml:space="preserve">width_cm</w:t>
+              <w:t xml:space="preserve">petiole_mm</w:t>
             </w:r>
           </w:p>
         </w:tc>
@@ -4991,7 +4891,7 @@
               <w:pStyle w:val="Compact"/>
             </w:pPr>
             <w:r>
-              <w:t xml:space="preserve">leaf width in centimetres</w:t>
+              <w:t xml:space="preserve">petiole length in millimetres</w:t>
             </w:r>
           </w:p>
         </w:tc>
@@ -5007,7 +4907,7 @@
               <w:rPr>
                 <w:rStyle w:val="VerbatimChar"/>
               </w:rPr>
-              <w:t xml:space="preserve">height_cm</w:t>
+              <w:t xml:space="preserve">thickness_mm</w:t>
             </w:r>
           </w:p>
         </w:tc>
@@ -5029,7 +4929,45 @@
               <w:pStyle w:val="Compact"/>
             </w:pPr>
             <w:r>
-              <w:t xml:space="preserve">leaf height in centimetres</w:t>
+              <w:t xml:space="preserve">leaf thickness in millimetres</w:t>
+            </w:r>
+          </w:p>
+        </w:tc>
+      </w:tr>
+      <w:tr>
+        <w:tc>
+          <w:tcPr/>
+          <w:p>
+            <w:pPr>
+              <w:pStyle w:val="Compact"/>
+            </w:pPr>
+            <w:r>
+              <w:rPr>
+                <w:rStyle w:val="VerbatimChar"/>
+              </w:rPr>
+              <w:t xml:space="preserve">paper_mass_g</w:t>
+            </w:r>
+          </w:p>
+        </w:tc>
+        <w:tc>
+          <w:tcPr/>
+          <w:p>
+            <w:pPr>
+              <w:pStyle w:val="Compact"/>
+            </w:pPr>
+            <w:r>
+              <w:t xml:space="preserve">numeric</w:t>
+            </w:r>
+          </w:p>
+        </w:tc>
+        <w:tc>
+          <w:tcPr/>
+          <w:p>
+            <w:pPr>
+              <w:pStyle w:val="Compact"/>
+            </w:pPr>
+            <w:r>
+              <w:t xml:space="preserve">mass of the paper cutout used to estimate leaf area</w:t>
             </w:r>
           </w:p>
         </w:tc>
@@ -5075,13 +5013,13 @@
         <w:rPr>
           <w:rStyle w:val="NormalTok"/>
         </w:rPr>
-        <w:t xml:space="preserve">weight_g     </w:t>
+        <w:t xml:space="preserve">mass_g    </w:t>
       </w:r>
       <w:r>
         <w:rPr>
           <w:rStyle w:val="CommentTok"/>
         </w:rPr>
-        <w:t xml:space="preserve"># just the weight column, as a vector</w:t>
+        <w:t xml:space="preserve"># just the mass column, as a vector</w:t>
       </w:r>
     </w:p>
     <w:p>
@@ -5200,61 +5138,19 @@
         <w:rPr>
           <w:rStyle w:val="FunctionTok"/>
         </w:rPr>
-        <w:t xml:space="preserve">dim</w:t>
-      </w:r>
-      <w:r>
-        <w:rPr>
-          <w:rStyle w:val="NormalTok"/>
-        </w:rPr>
-        <w:t xml:space="preserve">(tree_df)        </w:t>
+        <w:t xml:space="preserve">names</w:t>
+      </w:r>
+      <w:r>
+        <w:rPr>
+          <w:rStyle w:val="NormalTok"/>
+        </w:rPr>
+        <w:t xml:space="preserve">(tree_df)      </w:t>
       </w:r>
       <w:r>
         <w:rPr>
           <w:rStyle w:val="CommentTok"/>
         </w:rPr>
-        <w:t xml:space="preserve"># (rows, columns)</w:t>
-      </w:r>
-      <w:r>
-        <w:br/>
-      </w:r>
-      <w:r>
-        <w:rPr>
-          <w:rStyle w:val="FunctionTok"/>
-        </w:rPr>
-        <w:t xml:space="preserve">names</w:t>
-      </w:r>
-      <w:r>
-        <w:rPr>
-          <w:rStyle w:val="NormalTok"/>
-        </w:rPr>
-        <w:t xml:space="preserve">(tree_df)      </w:t>
-      </w:r>
-      <w:r>
-        <w:rPr>
-          <w:rStyle w:val="CommentTok"/>
-        </w:rPr>
         <w:t xml:space="preserve"># column names</w:t>
-      </w:r>
-      <w:r>
-        <w:br/>
-      </w:r>
-      <w:r>
-        <w:rPr>
-          <w:rStyle w:val="FunctionTok"/>
-        </w:rPr>
-        <w:t xml:space="preserve">str</w:t>
-      </w:r>
-      <w:r>
-        <w:rPr>
-          <w:rStyle w:val="NormalTok"/>
-        </w:rPr>
-        <w:t xml:space="preserve">(tree_df)        </w:t>
-      </w:r>
-      <w:r>
-        <w:rPr>
-          <w:rStyle w:val="CommentTok"/>
-        </w:rPr>
-        <w:t xml:space="preserve"># type of every column</w:t>
       </w:r>
       <w:r>
         <w:br/>
@@ -5378,43 +5274,67 @@
         <w:rPr>
           <w:rStyle w:val="VerbatimChar"/>
         </w:rPr>
-        <w:t xml:space="preserve">How many rows does tree_df have?          </w:t>
-      </w:r>
-      <w:r>
-        <w:br/>
-      </w:r>
-      <w:r>
-        <w:rPr>
-          <w:rStyle w:val="VerbatimChar"/>
-        </w:rPr>
-        <w:t xml:space="preserve">How many columns?                         </w:t>
-      </w:r>
-      <w:r>
-        <w:br/>
-      </w:r>
-      <w:r>
-        <w:rPr>
-          <w:rStyle w:val="VerbatimChar"/>
-        </w:rPr>
-        <w:t xml:space="preserve">What type does R report for `side`?       </w:t>
-      </w:r>
-      <w:r>
-        <w:br/>
-      </w:r>
-      <w:r>
-        <w:rPr>
-          <w:rStyle w:val="VerbatimChar"/>
-        </w:rPr>
-        <w:t xml:space="preserve">What is the mean weight_g?                </w:t>
-      </w:r>
-      <w:r>
-        <w:br/>
-      </w:r>
-      <w:r>
-        <w:rPr>
-          <w:rStyle w:val="VerbatimChar"/>
-        </w:rPr>
-        <w:t xml:space="preserve">What is the maximum height_cm?            </w:t>
+        <w:t xml:space="preserve">How many rows does tree_df have?  </w:t>
+      </w:r>
+      <w:r>
+        <w:br/>
+      </w:r>
+      <w:r>
+        <w:br/>
+      </w:r>
+      <w:r>
+        <w:br/>
+      </w:r>
+      <w:r>
+        <w:rPr>
+          <w:rStyle w:val="VerbatimChar"/>
+        </w:rPr>
+        <w:t xml:space="preserve">How many columns?    </w:t>
+      </w:r>
+      <w:r>
+        <w:br/>
+      </w:r>
+      <w:r>
+        <w:br/>
+      </w:r>
+      <w:r>
+        <w:br/>
+      </w:r>
+      <w:r>
+        <w:rPr>
+          <w:rStyle w:val="VerbatimChar"/>
+        </w:rPr>
+        <w:t xml:space="preserve">What type does R report for `shade`?   </w:t>
+      </w:r>
+      <w:r>
+        <w:br/>
+      </w:r>
+      <w:r>
+        <w:br/>
+      </w:r>
+      <w:r>
+        <w:br/>
+      </w:r>
+      <w:r>
+        <w:rPr>
+          <w:rStyle w:val="VerbatimChar"/>
+        </w:rPr>
+        <w:t xml:space="preserve">What is the mean mass_g?   </w:t>
+      </w:r>
+      <w:r>
+        <w:br/>
+      </w:r>
+      <w:r>
+        <w:br/>
+      </w:r>
+      <w:r>
+        <w:br/>
+      </w:r>
+      <w:r>
+        <w:rPr>
+          <w:rStyle w:val="VerbatimChar"/>
+        </w:rPr>
+        <w:t xml:space="preserve">What is the maximum thickness_mm?   </w:t>
       </w:r>
     </w:p>
     <w:p>
@@ -5568,6 +5488,9 @@
         <w:br/>
       </w:r>
       <w:r>
+        <w:br/>
+      </w:r>
+      <w:r>
         <w:rPr>
           <w:rStyle w:val="NormalTok"/>
         </w:rPr>
@@ -5589,19 +5512,22 @@
         <w:rPr>
           <w:rStyle w:val="FunctionTok"/>
         </w:rPr>
-        <w:t xml:space="preserve">nrow</w:t>
-      </w:r>
-      <w:r>
-        <w:rPr>
-          <w:rStyle w:val="NormalTok"/>
-        </w:rPr>
-        <w:t xml:space="preserve">()          </w:t>
+        <w:t xml:space="preserve">names</w:t>
+      </w:r>
+      <w:r>
+        <w:rPr>
+          <w:rStyle w:val="NormalTok"/>
+        </w:rPr>
+        <w:t xml:space="preserve">()         </w:t>
       </w:r>
       <w:r>
         <w:rPr>
           <w:rStyle w:val="CommentTok"/>
         </w:rPr>
-        <w:t xml:space="preserve"># take tree_df, THEN count rows</w:t>
+        <w:t xml:space="preserve"># take tree_df, THEN list column names</w:t>
+      </w:r>
+      <w:r>
+        <w:br/>
       </w:r>
       <w:r>
         <w:br/>
@@ -5628,124 +5554,19 @@
         <w:rPr>
           <w:rStyle w:val="FunctionTok"/>
         </w:rPr>
-        <w:t xml:space="preserve">names</w:t>
-      </w:r>
-      <w:r>
-        <w:rPr>
-          <w:rStyle w:val="NormalTok"/>
-        </w:rPr>
-        <w:t xml:space="preserve">()         </w:t>
+        <w:t xml:space="preserve">summary</w:t>
+      </w:r>
+      <w:r>
+        <w:rPr>
+          <w:rStyle w:val="NormalTok"/>
+        </w:rPr>
+        <w:t xml:space="preserve">()       </w:t>
       </w:r>
       <w:r>
         <w:rPr>
           <w:rStyle w:val="CommentTok"/>
         </w:rPr>
-        <w:t xml:space="preserve"># take tree_df, THEN list column names</w:t>
-      </w:r>
-      <w:r>
-        <w:br/>
-      </w:r>
-      <w:r>
-        <w:rPr>
-          <w:rStyle w:val="NormalTok"/>
-        </w:rPr>
-        <w:t xml:space="preserve">tree_df </w:t>
-      </w:r>
-      <w:r>
-        <w:rPr>
-          <w:rStyle w:val="SpecialCharTok"/>
-        </w:rPr>
-        <w:t xml:space="preserve">%&gt;%</w:t>
-      </w:r>
-      <w:r>
-        <w:rPr>
-          <w:rStyle w:val="NormalTok"/>
-        </w:rPr>
-        <w:t xml:space="preserve"> </w:t>
-      </w:r>
-      <w:r>
-        <w:rPr>
-          <w:rStyle w:val="FunctionTok"/>
-        </w:rPr>
-        <w:t xml:space="preserve">summary</w:t>
-      </w:r>
-      <w:r>
-        <w:rPr>
-          <w:rStyle w:val="NormalTok"/>
-        </w:rPr>
-        <w:t xml:space="preserve">()       </w:t>
-      </w:r>
-      <w:r>
-        <w:rPr>
-          <w:rStyle w:val="CommentTok"/>
-        </w:rPr>
         <w:t xml:space="preserve"># take tree_df, THEN summarize everything</w:t>
-      </w:r>
-      <w:r>
-        <w:br/>
-      </w:r>
-      <w:r>
-        <w:br/>
-      </w:r>
-      <w:r>
-        <w:rPr>
-          <w:rStyle w:val="CommentTok"/>
-        </w:rPr>
-        <w:t xml:space="preserve"># Chain multiple steps</w:t>
-      </w:r>
-      <w:r>
-        <w:br/>
-      </w:r>
-      <w:r>
-        <w:rPr>
-          <w:rStyle w:val="NormalTok"/>
-        </w:rPr>
-        <w:t xml:space="preserve">tree_df </w:t>
-      </w:r>
-      <w:r>
-        <w:rPr>
-          <w:rStyle w:val="SpecialCharTok"/>
-        </w:rPr>
-        <w:t xml:space="preserve">%&gt;%</w:t>
-      </w:r>
-      <w:r>
-        <w:br/>
-      </w:r>
-      <w:r>
-        <w:rPr>
-          <w:rStyle w:val="NormalTok"/>
-        </w:rPr>
-        <w:t xml:space="preserve">  </w:t>
-      </w:r>
-      <w:r>
-        <w:rPr>
-          <w:rStyle w:val="FunctionTok"/>
-        </w:rPr>
-        <w:t xml:space="preserve">head</w:t>
-      </w:r>
-      <w:r>
-        <w:rPr>
-          <w:rStyle w:val="NormalTok"/>
-        </w:rPr>
-        <w:t xml:space="preserve">(</w:t>
-      </w:r>
-      <w:r>
-        <w:rPr>
-          <w:rStyle w:val="DecValTok"/>
-        </w:rPr>
-        <w:t xml:space="preserve">3</w:t>
-      </w:r>
-      <w:r>
-        <w:rPr>
-          <w:rStyle w:val="NormalTok"/>
-        </w:rPr>
-        <w:t xml:space="preserve">)                   </w:t>
-      </w:r>
-      <w:r>
-        <w:rPr>
-          <w:rStyle w:val="CommentTok"/>
-        </w:rPr>
-        <w:t xml:space="preserve"># take tree_df, THEN show first 3 rows</w:t>
       </w:r>
     </w:p>
     <w:p>
@@ -5778,77 +5599,42 @@
         <w:t xml:space="preserve"> </w:t>
       </w:r>
       <w:r>
+        <w:t xml:space="preserve">or</w:t>
+      </w:r>
+      <w:r>
+        <w:t xml:space="preserve"> </w:t>
+      </w:r>
+      <w:r>
+        <w:rPr>
+          <w:rStyle w:val="VerbatimChar"/>
+        </w:rPr>
+        <w:t xml:space="preserve">|&gt;</w:t>
+      </w:r>
+      <w:r>
+        <w:t xml:space="preserve"> </w:t>
+      </w:r>
+      <w:r>
         <w:t xml:space="preserve">— from tidyverse (we use this one throughout the course) The native pipe (a vertical bar then greater-than sign) — built into R 4.1+; you will see it in code online They behave identically for everything in this course.</w:t>
       </w:r>
     </w:p>
     <w:p>
       <w:pPr>
-        <w:pStyle w:val="FirstParagraph"/>
-      </w:pPr>
-      <w:r>
-        <w:t xml:space="preserve">✏️</w:t>
-      </w:r>
-      <w:r>
-        <w:t xml:space="preserve"> </w:t>
-      </w:r>
-      <w:r>
-        <w:rPr>
-          <w:b/>
-          <w:bCs/>
-        </w:rPr>
-        <w:t xml:space="preserve">Your turn:</w:t>
-      </w:r>
-      <w:r>
-        <w:t xml:space="preserve"> </w:t>
-      </w:r>
-      <w:r>
-        <w:t xml:space="preserve">Using the pipe, write code to show only the last 3 rows of</w:t>
-      </w:r>
-      <w:r>
-        <w:t xml:space="preserve"> </w:t>
-      </w:r>
-      <w:r>
-        <w:rPr>
-          <w:rStyle w:val="VerbatimChar"/>
-        </w:rPr>
-        <w:t xml:space="preserve">tree_df</w:t>
-      </w:r>
-      <w:r>
-        <w:t xml:space="preserve">. Hint: look at</w:t>
-      </w:r>
-      <w:r>
-        <w:t xml:space="preserve"> </w:t>
-      </w:r>
-      <w:r>
-        <w:rPr>
-          <w:rStyle w:val="VerbatimChar"/>
-        </w:rPr>
-        <w:t xml:space="preserve">tail()</w:t>
-      </w:r>
-      <w:r>
-        <w:t xml:space="preserve">.</w:t>
-      </w:r>
-    </w:p>
-    <w:p>
-      <w:pPr>
         <w:pStyle w:val="SourceCode"/>
       </w:pPr>
       <w:r>
         <w:rPr>
           <w:rStyle w:val="CommentTok"/>
         </w:rPr>
-        <w:t xml:space="preserve"># Write your code here:</w:t>
-      </w:r>
-    </w:p>
-    <w:p>
-      <w:pPr>
-        <w:pStyle w:val="SourceCode"/>
-      </w:pPr>
+        <w:t xml:space="preserve"># if you have odd variable names and want to fix all of them at the end you can add clean names to the end</w:t>
+      </w:r>
+      <w:r>
+        <w:br/>
+      </w:r>
       <w:r>
         <w:rPr>
           <w:rStyle w:val="CommentTok"/>
         </w:rPr>
-        <w:t xml:space="preserve"># if you have odd variable names and want to fix all of them at the end you can add clean names to the end</w:t>
+        <w:t xml:space="preserve">#the %&gt;% or |&gt; are pipes that pass one set of information to the next command</w:t>
       </w:r>
       <w:r>
         <w:br/>
@@ -5857,15 +5643,6 @@
         <w:rPr>
           <w:rStyle w:val="CommentTok"/>
         </w:rPr>
-        <w:t xml:space="preserve">#the %&gt;% or |&gt; are pipes that pass one set of information to the next command</w:t>
-      </w:r>
-      <w:r>
-        <w:br/>
-      </w:r>
-      <w:r>
-        <w:rPr>
-          <w:rStyle w:val="CommentTok"/>
-        </w:rPr>
         <w:t xml:space="preserve"># the pipe passes the read in data to a command to clean the variable names</w:t>
       </w:r>
       <w:r>
@@ -5908,7 +5685,7 @@
         <w:rPr>
           <w:rStyle w:val="StringTok"/>
         </w:rPr>
-        <w:t xml:space="preserve">"data/name_of_file.xlsx"</w:t>
+        <w:t xml:space="preserve">"data/2026_09_03_data_sci_leaf_area.xlsx"</w:t>
       </w:r>
       <w:r>
         <w:rPr>
@@ -6153,7 +5930,7 @@
         <w:rPr>
           <w:rStyle w:val="NormalTok"/>
         </w:rPr>
-        <w:t xml:space="preserve"> side, </w:t>
+        <w:t xml:space="preserve"> shade, </w:t>
       </w:r>
       <w:r>
         <w:rPr>
@@ -6165,7 +5942,7 @@
         <w:rPr>
           <w:rStyle w:val="NormalTok"/>
         </w:rPr>
-        <w:t xml:space="preserve"> weight_g)) </w:t>
+        <w:t xml:space="preserve"> mass_g)) </w:t>
       </w:r>
       <w:r>
         <w:rPr>
@@ -6332,7 +6109,7 @@
         <w:rPr>
           <w:rStyle w:val="NormalTok"/>
         </w:rPr>
-        <w:t xml:space="preserve"> side, </w:t>
+        <w:t xml:space="preserve"> shade, </w:t>
       </w:r>
       <w:r>
         <w:rPr>
@@ -6344,7 +6121,7 @@
         <w:rPr>
           <w:rStyle w:val="NormalTok"/>
         </w:rPr>
-        <w:t xml:space="preserve"> weight_g)) </w:t>
+        <w:t xml:space="preserve"> mass_g)) </w:t>
       </w:r>
       <w:r>
         <w:rPr>
@@ -6428,31 +6205,58 @@
         <w:rPr>
           <w:rStyle w:val="AttributeTok"/>
         </w:rPr>
-        <w:t xml:space="preserve">alpha =</w:t>
-      </w:r>
-      <w:r>
-        <w:rPr>
-          <w:rStyle w:val="NormalTok"/>
-        </w:rPr>
-        <w:t xml:space="preserve"> </w:t>
-      </w:r>
-      <w:r>
-        <w:rPr>
-          <w:rStyle w:val="FloatTok"/>
-        </w:rPr>
-        <w:t xml:space="preserve">0.6</w:t>
-      </w:r>
-      <w:r>
-        <w:rPr>
-          <w:rStyle w:val="NormalTok"/>
-        </w:rPr>
-        <w:t xml:space="preserve">, </w:t>
+        <w:t xml:space="preserve">color =</w:t>
+      </w:r>
+      <w:r>
+        <w:rPr>
+          <w:rStyle w:val="NormalTok"/>
+        </w:rPr>
+        <w:t xml:space="preserve"> </w:t>
+      </w:r>
+      <w:r>
+        <w:rPr>
+          <w:rStyle w:val="StringTok"/>
+        </w:rPr>
+        <w:t xml:space="preserve">"tomato"</w:t>
+      </w:r>
+      <w:r>
+        <w:rPr>
+          <w:rStyle w:val="NormalTok"/>
+        </w:rPr>
+        <w:t xml:space="preserve">) </w:t>
+      </w:r>
+      <w:r>
+        <w:rPr>
+          <w:rStyle w:val="SpecialCharTok"/>
+        </w:rPr>
+        <w:t xml:space="preserve">+</w:t>
+      </w:r>
+      <w:r>
+        <w:br/>
+      </w:r>
+      <w:r>
+        <w:rPr>
+          <w:rStyle w:val="NormalTok"/>
+        </w:rPr>
+        <w:t xml:space="preserve">  </w:t>
+      </w:r>
+      <w:r>
+        <w:rPr>
+          <w:rStyle w:val="FunctionTok"/>
+        </w:rPr>
+        <w:t xml:space="preserve">labs</w:t>
+      </w:r>
+      <w:r>
+        <w:rPr>
+          <w:rStyle w:val="NormalTok"/>
+        </w:rPr>
+        <w:t xml:space="preserve">(</w:t>
       </w:r>
       <w:r>
         <w:rPr>
           <w:rStyle w:val="AttributeTok"/>
         </w:rPr>
-        <w:t xml:space="preserve">color =</w:t>
+        <w:t xml:space="preserve">x     =</w:t>
       </w:r>
       <w:r>
         <w:rPr>
@@ -6464,46 +6268,28 @@
         <w:rPr>
           <w:rStyle w:val="StringTok"/>
         </w:rPr>
-        <w:t xml:space="preserve">"tomato"</w:t>
-      </w:r>
-      <w:r>
-        <w:rPr>
-          <w:rStyle w:val="NormalTok"/>
-        </w:rPr>
-        <w:t xml:space="preserve">) </w:t>
-      </w:r>
-      <w:r>
-        <w:rPr>
-          <w:rStyle w:val="SpecialCharTok"/>
-        </w:rPr>
-        <w:t xml:space="preserve">+</w:t>
-      </w:r>
-      <w:r>
-        <w:br/>
-      </w:r>
-      <w:r>
-        <w:rPr>
-          <w:rStyle w:val="NormalTok"/>
-        </w:rPr>
-        <w:t xml:space="preserve">  </w:t>
-      </w:r>
-      <w:r>
-        <w:rPr>
-          <w:rStyle w:val="FunctionTok"/>
-        </w:rPr>
-        <w:t xml:space="preserve">labs</w:t>
-      </w:r>
-      <w:r>
-        <w:rPr>
-          <w:rStyle w:val="NormalTok"/>
-        </w:rPr>
-        <w:t xml:space="preserve">(</w:t>
+        <w:t xml:space="preserve">"Side of tree"</w:t>
+      </w:r>
+      <w:r>
+        <w:rPr>
+          <w:rStyle w:val="NormalTok"/>
+        </w:rPr>
+        <w:t xml:space="preserve">,</w:t>
+      </w:r>
+      <w:r>
+        <w:br/>
+      </w:r>
+      <w:r>
+        <w:rPr>
+          <w:rStyle w:val="NormalTok"/>
+        </w:rPr>
+        <w:t xml:space="preserve">       </w:t>
       </w:r>
       <w:r>
         <w:rPr>
           <w:rStyle w:val="AttributeTok"/>
         </w:rPr>
-        <w:t xml:space="preserve">x     =</w:t>
+        <w:t xml:space="preserve">y     =</w:t>
       </w:r>
       <w:r>
         <w:rPr>
@@ -6515,73 +6301,7 @@
         <w:rPr>
           <w:rStyle w:val="StringTok"/>
         </w:rPr>
-        <w:t xml:space="preserve">"Side of tree"</w:t>
-      </w:r>
-      <w:r>
-        <w:rPr>
-          <w:rStyle w:val="NormalTok"/>
-        </w:rPr>
-        <w:t xml:space="preserve">,</w:t>
-      </w:r>
-      <w:r>
-        <w:br/>
-      </w:r>
-      <w:r>
-        <w:rPr>
-          <w:rStyle w:val="NormalTok"/>
-        </w:rPr>
-        <w:t xml:space="preserve">       </w:t>
-      </w:r>
-      <w:r>
-        <w:rPr>
-          <w:rStyle w:val="AttributeTok"/>
-        </w:rPr>
-        <w:t xml:space="preserve">y     =</w:t>
-      </w:r>
-      <w:r>
-        <w:rPr>
-          <w:rStyle w:val="NormalTok"/>
-        </w:rPr>
-        <w:t xml:space="preserve"> </w:t>
-      </w:r>
-      <w:r>
-        <w:rPr>
-          <w:rStyle w:val="StringTok"/>
-        </w:rPr>
-        <w:t xml:space="preserve">"Leaf weight (g)"</w:t>
-      </w:r>
-      <w:r>
-        <w:rPr>
-          <w:rStyle w:val="NormalTok"/>
-        </w:rPr>
-        <w:t xml:space="preserve">,</w:t>
-      </w:r>
-      <w:r>
-        <w:br/>
-      </w:r>
-      <w:r>
-        <w:rPr>
-          <w:rStyle w:val="NormalTok"/>
-        </w:rPr>
-        <w:t xml:space="preserve">       </w:t>
-      </w:r>
-      <w:r>
-        <w:rPr>
-          <w:rStyle w:val="AttributeTok"/>
-        </w:rPr>
-        <w:t xml:space="preserve">title =</w:t>
-      </w:r>
-      <w:r>
-        <w:rPr>
-          <w:rStyle w:val="NormalTok"/>
-        </w:rPr>
-        <w:t xml:space="preserve"> </w:t>
-      </w:r>
-      <w:r>
-        <w:rPr>
-          <w:rStyle w:val="StringTok"/>
-        </w:rPr>
-        <w:t xml:space="preserve">"Sunny vs. shady leaves"</w:t>
+        <w:t xml:space="preserve">"Leaf mass (g)"</w:t>
       </w:r>
       <w:r>
         <w:rPr>
@@ -6620,7 +6340,7 @@
         <w:rPr>
           <w:rStyle w:val="VerbatimChar"/>
         </w:rPr>
-        <w:t xml:space="preserve">height_cm</w:t>
+        <w:t xml:space="preserve">thickness_mm</w:t>
       </w:r>
       <w:r>
         <w:t xml:space="preserve"> </w:t>
@@ -6635,7 +6355,7 @@
         <w:rPr>
           <w:rStyle w:val="VerbatimChar"/>
         </w:rPr>
-        <w:t xml:space="preserve">weight_g</w:t>
+        <w:t xml:space="preserve">mass_g</w:t>
       </w:r>
       <w:r>
         <w:t xml:space="preserve">. Copy the code above and change the relevant parts.</w:t>
@@ -6643,18 +6363,7 @@
     </w:p>
     <w:p>
       <w:pPr>
-        <w:pStyle w:val="SourceCode"/>
-      </w:pPr>
-      <w:r>
-        <w:rPr>
-          <w:rStyle w:val="CommentTok"/>
-        </w:rPr>
-        <w:t xml:space="preserve"># Write your modified code here:</w:t>
-      </w:r>
-    </w:p>
-    <w:p>
-      <w:pPr>
-        <w:pStyle w:val="FirstParagraph"/>
+        <w:pStyle w:val="BodyText"/>
       </w:pPr>
       <w:r>
         <w:t xml:space="preserve">What pattern do you see — do sunny or shady leaves tend to be taller?</w:t>
@@ -6679,13 +6388,13 @@
       </w:r>
     </w:p>
     <w:bookmarkEnd w:id="41"/>
-    <w:bookmarkStart w:id="42" w:name="save-your-plot-as-a-png"/>
+    <w:bookmarkStart w:id="42" w:name="save-your-plot-as-a-pdf"/>
     <w:p>
       <w:pPr>
         <w:pStyle w:val="Heading3"/>
       </w:pPr>
       <w:r>
-        <w:t xml:space="preserve">Save your plot as a PNG</w:t>
+        <w:t xml:space="preserve">Save your plot as a PDF</w:t>
       </w:r>
     </w:p>
     <w:p>
@@ -6731,16 +6440,16 @@
         <w:rPr>
           <w:rStyle w:val="CommentTok"/>
         </w:rPr>
-        <w:t xml:space="preserve"># Save the weight plot — always use PNG, always use dpi = 300</w:t>
-      </w:r>
-      <w:r>
-        <w:br/>
-      </w:r>
-      <w:r>
-        <w:rPr>
-          <w:rStyle w:val="NormalTok"/>
-        </w:rPr>
-        <w:t xml:space="preserve">weight_plot </w:t>
+        <w:t xml:space="preserve"># Save the mass plot — always use PNG, always use dpi = 300</w:t>
+      </w:r>
+      <w:r>
+        <w:br/>
+      </w:r>
+      <w:r>
+        <w:rPr>
+          <w:rStyle w:val="NormalTok"/>
+        </w:rPr>
+        <w:t xml:space="preserve">mass_plot </w:t>
       </w:r>
       <w:r>
         <w:rPr>
@@ -6788,7 +6497,7 @@
         <w:rPr>
           <w:rStyle w:val="NormalTok"/>
         </w:rPr>
-        <w:t xml:space="preserve"> side, </w:t>
+        <w:t xml:space="preserve"> shade, </w:t>
       </w:r>
       <w:r>
         <w:rPr>
@@ -6800,7 +6509,7 @@
         <w:rPr>
           <w:rStyle w:val="NormalTok"/>
         </w:rPr>
-        <w:t xml:space="preserve"> weight_g)) </w:t>
+        <w:t xml:space="preserve"> mass_g)) </w:t>
       </w:r>
       <w:r>
         <w:rPr>
@@ -7004,7 +6713,7 @@
         <w:rPr>
           <w:rStyle w:val="StringTok"/>
         </w:rPr>
-        <w:t xml:space="preserve">"Leaf weight (g)"</w:t>
+        <w:t xml:space="preserve">"Leaf mass (g)"</w:t>
       </w:r>
       <w:r>
         <w:rPr>
@@ -7067,7 +6776,7 @@
         <w:rPr>
           <w:rStyle w:val="StringTok"/>
         </w:rPr>
-        <w:t xml:space="preserve">"figures/leaf_weight.png"</w:t>
+        <w:t xml:space="preserve">"figures/leaf_mass.png"</w:t>
       </w:r>
       <w:r>
         <w:rPr>
@@ -7094,7 +6803,7 @@
         <w:rPr>
           <w:rStyle w:val="NormalTok"/>
         </w:rPr>
-        <w:t xml:space="preserve"> weight_plot,</w:t>
+        <w:t xml:space="preserve"> mass_plot,</w:t>
       </w:r>
       <w:r>
         <w:br/>
@@ -7308,45 +7017,6 @@
       </w:r>
       <w:r>
         <w:t xml:space="preserve">. Mixing that order is the classic first-save mistake.</w:t>
-      </w:r>
-    </w:p>
-    <w:p>
-      <w:pPr>
-        <w:pStyle w:val="BlockText"/>
-      </w:pPr>
-      <w:r>
-        <w:t xml:space="preserve">💡</w:t>
-      </w:r>
-      <w:r>
-        <w:t xml:space="preserve"> </w:t>
-      </w:r>
-      <w:r>
-        <w:rPr>
-          <w:b/>
-          <w:bCs/>
-        </w:rPr>
-        <w:t xml:space="preserve">Always use</w:t>
-      </w:r>
-      <w:r>
-        <w:rPr>
-          <w:b/>
-          <w:bCs/>
-        </w:rPr>
-        <w:t xml:space="preserve"> </w:t>
-      </w:r>
-      <w:r>
-        <w:rPr>
-          <w:rStyle w:val="VerbatimChar"/>
-          <w:b/>
-          <w:bCs/>
-        </w:rPr>
-        <w:t xml:space="preserve">dpi = 300</w:t>
-      </w:r>
-      <w:r>
-        <w:t xml:space="preserve"> </w:t>
-      </w:r>
-      <w:r>
-        <w:t xml:space="preserve">— that is publication quality (300 dots per inch). The default (72 dpi) looks blurry in reports and on posters.</w:t>
       </w:r>
     </w:p>
     <w:p>
@@ -7858,7 +7528,7 @@
         <w:rPr>
           <w:rStyle w:val="NormalTok"/>
         </w:rPr>
-        <w:t xml:space="preserve"> width_cm, </w:t>
+        <w:t xml:space="preserve"> petiole_mm, </w:t>
       </w:r>
       <w:r>
         <w:rPr>
@@ -7870,7 +7540,7 @@
         <w:rPr>
           <w:rStyle w:val="NormalTok"/>
         </w:rPr>
-        <w:t xml:space="preserve"> height_cm, </w:t>
+        <w:t xml:space="preserve"> thickness_mm, </w:t>
       </w:r>
       <w:r>
         <w:rPr>
@@ -7882,7 +7552,7 @@
         <w:rPr>
           <w:rStyle w:val="NormalTok"/>
         </w:rPr>
-        <w:t xml:space="preserve"> side)) </w:t>
+        <w:t xml:space="preserve"> shade)) </w:t>
       </w:r>
       <w:r>
         <w:rPr>
@@ -8002,7 +7672,7 @@
         <w:rPr>
           <w:rStyle w:val="StringTok"/>
         </w:rPr>
-        <w:t xml:space="preserve">"Leaf width (cm)"</w:t>
+        <w:t xml:space="preserve">"Petiole length (mm)"</w:t>
       </w:r>
       <w:r>
         <w:rPr>
@@ -8035,7 +7705,7 @@
         <w:rPr>
           <w:rStyle w:val="StringTok"/>
         </w:rPr>
-        <w:t xml:space="preserve">"Leaf height (cm)"</w:t>
+        <w:t xml:space="preserve">"Leaf thickness (mm)"</w:t>
       </w:r>
       <w:r>
         <w:rPr>
@@ -8069,39 +7739,6 @@
           <w:rStyle w:val="StringTok"/>
         </w:rPr>
         <w:t xml:space="preserve">"Side of tree"</w:t>
-      </w:r>
-      <w:r>
-        <w:rPr>
-          <w:rStyle w:val="NormalTok"/>
-        </w:rPr>
-        <w:t xml:space="preserve">,</w:t>
-      </w:r>
-      <w:r>
-        <w:br/>
-      </w:r>
-      <w:r>
-        <w:rPr>
-          <w:rStyle w:val="NormalTok"/>
-        </w:rPr>
-        <w:t xml:space="preserve">       </w:t>
-      </w:r>
-      <w:r>
-        <w:rPr>
-          <w:rStyle w:val="AttributeTok"/>
-        </w:rPr>
-        <w:t xml:space="preserve">title =</w:t>
-      </w:r>
-      <w:r>
-        <w:rPr>
-          <w:rStyle w:val="NormalTok"/>
-        </w:rPr>
-        <w:t xml:space="preserve"> </w:t>
-      </w:r>
-      <w:r>
-        <w:rPr>
-          <w:rStyle w:val="StringTok"/>
-        </w:rPr>
-        <w:t xml:space="preserve">"Leaf dimensions by side of tree"</w:t>
       </w:r>
       <w:r>
         <w:rPr>
@@ -8131,7 +7768,7 @@
         <w:t xml:space="preserve"> </w:t>
       </w:r>
       <w:r>
-        <w:t xml:space="preserve">Does width predict height? Do the two groups cluster separately or overlap?</w:t>
+        <w:t xml:space="preserve">Does petiole length predict thickness? Do the two groups cluster separately or overlap?</w:t>
       </w:r>
     </w:p>
     <w:p>
@@ -8212,7 +7849,7 @@
         <w:rPr>
           <w:rStyle w:val="NormalTok"/>
         </w:rPr>
-        <w:t xml:space="preserve"> width_cm, </w:t>
+        <w:t xml:space="preserve"> petiole_mm, </w:t>
       </w:r>
       <w:r>
         <w:rPr>
@@ -8224,7 +7861,7 @@
         <w:rPr>
           <w:rStyle w:val="NormalTok"/>
         </w:rPr>
-        <w:t xml:space="preserve"> height_cm, </w:t>
+        <w:t xml:space="preserve"> thickness_mm, </w:t>
       </w:r>
       <w:r>
         <w:rPr>
@@ -8236,7 +7873,7 @@
         <w:rPr>
           <w:rStyle w:val="NormalTok"/>
         </w:rPr>
-        <w:t xml:space="preserve"> side)) </w:t>
+        <w:t xml:space="preserve"> shade)) </w:t>
       </w:r>
       <w:r>
         <w:rPr>
@@ -8431,7 +8068,7 @@
         <w:rPr>
           <w:rStyle w:val="StringTok"/>
         </w:rPr>
-        <w:t xml:space="preserve">"Leaf width (cm)"</w:t>
+        <w:t xml:space="preserve">"Petiole length (mm)"</w:t>
       </w:r>
       <w:r>
         <w:rPr>
@@ -8464,7 +8101,7 @@
         <w:rPr>
           <w:rStyle w:val="StringTok"/>
         </w:rPr>
-        <w:t xml:space="preserve">"Leaf height (cm)"</w:t>
+        <w:t xml:space="preserve">"Leaf thickness (mm)"</w:t>
       </w:r>
       <w:r>
         <w:rPr>
@@ -8498,39 +8135,6 @@
           <w:rStyle w:val="StringTok"/>
         </w:rPr>
         <w:t xml:space="preserve">"Side of tree"</w:t>
-      </w:r>
-      <w:r>
-        <w:rPr>
-          <w:rStyle w:val="NormalTok"/>
-        </w:rPr>
-        <w:t xml:space="preserve">,</w:t>
-      </w:r>
-      <w:r>
-        <w:br/>
-      </w:r>
-      <w:r>
-        <w:rPr>
-          <w:rStyle w:val="NormalTok"/>
-        </w:rPr>
-        <w:t xml:space="preserve">       </w:t>
-      </w:r>
-      <w:r>
-        <w:rPr>
-          <w:rStyle w:val="AttributeTok"/>
-        </w:rPr>
-        <w:t xml:space="preserve">title =</w:t>
-      </w:r>
-      <w:r>
-        <w:rPr>
-          <w:rStyle w:val="NormalTok"/>
-        </w:rPr>
-        <w:t xml:space="preserve"> </w:t>
-      </w:r>
-      <w:r>
-        <w:rPr>
-          <w:rStyle w:val="StringTok"/>
-        </w:rPr>
-        <w:t xml:space="preserve">"Leaf dimensions with regression lines"</w:t>
       </w:r>
       <w:r>
         <w:rPr>
@@ -8641,7 +8245,7 @@
         <w:rPr>
           <w:rStyle w:val="NormalTok"/>
         </w:rPr>
-        <w:t xml:space="preserve"> side, </w:t>
+        <w:t xml:space="preserve"> shade, </w:t>
       </w:r>
       <w:r>
         <w:rPr>
@@ -8653,7 +8257,7 @@
         <w:rPr>
           <w:rStyle w:val="NormalTok"/>
         </w:rPr>
-        <w:t xml:space="preserve"> weight_g, </w:t>
+        <w:t xml:space="preserve"> mass_g, </w:t>
       </w:r>
       <w:r>
         <w:rPr>
@@ -8665,7 +8269,7 @@
         <w:rPr>
           <w:rStyle w:val="NormalTok"/>
         </w:rPr>
-        <w:t xml:space="preserve"> side)) </w:t>
+        <w:t xml:space="preserve"> shade)) </w:t>
       </w:r>
       <w:r>
         <w:rPr>
@@ -8869,97 +8473,13 @@
         <w:rPr>
           <w:rStyle w:val="StringTok"/>
         </w:rPr>
-        <w:t xml:space="preserve">"Leaf weight (g)"</w:t>
-      </w:r>
-      <w:r>
-        <w:rPr>
-          <w:rStyle w:val="NormalTok"/>
-        </w:rPr>
-        <w:t xml:space="preserve">,</w:t>
-      </w:r>
-      <w:r>
-        <w:br/>
-      </w:r>
-      <w:r>
-        <w:rPr>
-          <w:rStyle w:val="NormalTok"/>
-        </w:rPr>
-        <w:t xml:space="preserve">       </w:t>
-      </w:r>
-      <w:r>
-        <w:rPr>
-          <w:rStyle w:val="AttributeTok"/>
-        </w:rPr>
-        <w:t xml:space="preserve">title =</w:t>
-      </w:r>
-      <w:r>
-        <w:rPr>
-          <w:rStyle w:val="NormalTok"/>
-        </w:rPr>
-        <w:t xml:space="preserve"> </w:t>
-      </w:r>
-      <w:r>
-        <w:rPr>
-          <w:rStyle w:val="StringTok"/>
-        </w:rPr>
-        <w:t xml:space="preserve">"Violin plot of leaf weight"</w:t>
+        <w:t xml:space="preserve">"Leaf mass (g)"</w:t>
       </w:r>
       <w:r>
         <w:rPr>
           <w:rStyle w:val="NormalTok"/>
         </w:rPr>
         <w:t xml:space="preserve">) </w:t>
-      </w:r>
-      <w:r>
-        <w:rPr>
-          <w:rStyle w:val="SpecialCharTok"/>
-        </w:rPr>
-        <w:t xml:space="preserve">+</w:t>
-      </w:r>
-      <w:r>
-        <w:br/>
-      </w:r>
-      <w:r>
-        <w:rPr>
-          <w:rStyle w:val="NormalTok"/>
-        </w:rPr>
-        <w:t xml:space="preserve">  </w:t>
-      </w:r>
-      <w:r>
-        <w:rPr>
-          <w:rStyle w:val="FunctionTok"/>
-        </w:rPr>
-        <w:t xml:space="preserve">theme</w:t>
-      </w:r>
-      <w:r>
-        <w:rPr>
-          <w:rStyle w:val="NormalTok"/>
-        </w:rPr>
-        <w:t xml:space="preserve">(</w:t>
-      </w:r>
-      <w:r>
-        <w:rPr>
-          <w:rStyle w:val="AttributeTok"/>
-        </w:rPr>
-        <w:t xml:space="preserve">legend.position =</w:t>
-      </w:r>
-      <w:r>
-        <w:rPr>
-          <w:rStyle w:val="NormalTok"/>
-        </w:rPr>
-        <w:t xml:space="preserve"> </w:t>
-      </w:r>
-      <w:r>
-        <w:rPr>
-          <w:rStyle w:val="StringTok"/>
-        </w:rPr>
-        <w:t xml:space="preserve">"none"</w:t>
-      </w:r>
-      <w:r>
-        <w:rPr>
-          <w:rStyle w:val="NormalTok"/>
-        </w:rPr>
-        <w:t xml:space="preserve">)</w:t>
       </w:r>
     </w:p>
     <w:p>
@@ -9072,7 +8592,7 @@
         <w:rPr>
           <w:rStyle w:val="NormalTok"/>
         </w:rPr>
-        <w:t xml:space="preserve"> weight_g)) </w:t>
+        <w:t xml:space="preserve"> mass_g)) </w:t>
       </w:r>
       <w:r>
         <w:rPr>
@@ -9210,7 +8730,7 @@
         <w:rPr>
           <w:rStyle w:val="NormalTok"/>
         </w:rPr>
-        <w:t xml:space="preserve">side, </w:t>
+        <w:t xml:space="preserve">shade, </w:t>
       </w:r>
       <w:r>
         <w:rPr>
@@ -9279,7 +8799,7 @@
         <w:rPr>
           <w:rStyle w:val="StringTok"/>
         </w:rPr>
-        <w:t xml:space="preserve">"Leaf weight (g)"</w:t>
+        <w:t xml:space="preserve">"Leaf mass (g)"</w:t>
       </w:r>
       <w:r>
         <w:rPr>
@@ -9313,39 +8833,6 @@
           <w:rStyle w:val="StringTok"/>
         </w:rPr>
         <w:t xml:space="preserve">"Count"</w:t>
-      </w:r>
-      <w:r>
-        <w:rPr>
-          <w:rStyle w:val="NormalTok"/>
-        </w:rPr>
-        <w:t xml:space="preserve">,</w:t>
-      </w:r>
-      <w:r>
-        <w:br/>
-      </w:r>
-      <w:r>
-        <w:rPr>
-          <w:rStyle w:val="NormalTok"/>
-        </w:rPr>
-        <w:t xml:space="preserve">       </w:t>
-      </w:r>
-      <w:r>
-        <w:rPr>
-          <w:rStyle w:val="AttributeTok"/>
-        </w:rPr>
-        <w:t xml:space="preserve">title =</w:t>
-      </w:r>
-      <w:r>
-        <w:rPr>
-          <w:rStyle w:val="NormalTok"/>
-        </w:rPr>
-        <w:t xml:space="preserve"> </w:t>
-      </w:r>
-      <w:r>
-        <w:rPr>
-          <w:rStyle w:val="StringTok"/>
-        </w:rPr>
-        <w:t xml:space="preserve">"Distribution of leaf weight by side"</w:t>
       </w:r>
       <w:r>
         <w:rPr>
@@ -9668,7 +9155,7 @@
         <w:rPr>
           <w:rStyle w:val="NormalTok"/>
         </w:rPr>
-        <w:t xml:space="preserve"> width_cm, </w:t>
+        <w:t xml:space="preserve"> petiole_mm, </w:t>
       </w:r>
       <w:r>
         <w:rPr>
@@ -9680,7 +9167,7 @@
         <w:rPr>
           <w:rStyle w:val="NormalTok"/>
         </w:rPr>
-        <w:t xml:space="preserve"> height_cm, </w:t>
+        <w:t xml:space="preserve"> thickness_mm, </w:t>
       </w:r>
       <w:r>
         <w:rPr>
@@ -9692,7 +9179,7 @@
         <w:rPr>
           <w:rStyle w:val="NormalTok"/>
         </w:rPr>
-        <w:t xml:space="preserve"> side)) </w:t>
+        <w:t xml:space="preserve"> shade)) </w:t>
       </w:r>
       <w:r>
         <w:rPr>
@@ -9887,7 +9374,7 @@
         <w:rPr>
           <w:rStyle w:val="StringTok"/>
         </w:rPr>
-        <w:t xml:space="preserve">"Leaf width (cm)"</w:t>
+        <w:t xml:space="preserve">"Petiole length (mm)"</w:t>
       </w:r>
       <w:r>
         <w:rPr>
@@ -9911,7 +9398,7 @@
         <w:rPr>
           <w:rStyle w:val="StringTok"/>
         </w:rPr>
-        <w:t xml:space="preserve">"Leaf height (cm)"</w:t>
+        <w:t xml:space="preserve">"Leaf thickness (mm)"</w:t>
       </w:r>
       <w:r>
         <w:rPr>
@@ -10113,39 +9600,6 @@
           <w:rStyle w:val="StringTok"/>
         </w:rPr>
         <w:t xml:space="preserve">"in"</w:t>
-      </w:r>
-      <w:r>
-        <w:rPr>
-          <w:rStyle w:val="NormalTok"/>
-        </w:rPr>
-        <w:t xml:space="preserve">,</w:t>
-      </w:r>
-      <w:r>
-        <w:br/>
-      </w:r>
-      <w:r>
-        <w:rPr>
-          <w:rStyle w:val="NormalTok"/>
-        </w:rPr>
-        <w:t xml:space="preserve">       </w:t>
-      </w:r>
-      <w:r>
-        <w:rPr>
-          <w:rStyle w:val="AttributeTok"/>
-        </w:rPr>
-        <w:t xml:space="preserve">dpi    =</w:t>
-      </w:r>
-      <w:r>
-        <w:rPr>
-          <w:rStyle w:val="NormalTok"/>
-        </w:rPr>
-        <w:t xml:space="preserve"> </w:t>
-      </w:r>
-      <w:r>
-        <w:rPr>
-          <w:rStyle w:val="DecValTok"/>
-        </w:rPr>
-        <w:t xml:space="preserve">300</w:t>
       </w:r>
       <w:r>
         <w:rPr>
@@ -10286,7 +9740,16 @@
         <w:rPr>
           <w:rStyle w:val="VerbatimChar"/>
         </w:rPr>
-        <w:t xml:space="preserve">│   └── 2026_06_25_tree_experiment_raw_data.xlsx   &lt;- never touch this</w:t>
+        <w:t xml:space="preserve">│   ├── 2026_09_03_data_sci_leaf_area.csv          &lt;- never touch this</w:t>
+      </w:r>
+      <w:r>
+        <w:br/>
+      </w:r>
+      <w:r>
+        <w:rPr>
+          <w:rStyle w:val="VerbatimChar"/>
+        </w:rPr>
+        <w:t xml:space="preserve">│   └── 2026_09_03_data_sci_leaf_area.xlsx         &lt;- never touch this</w:t>
       </w:r>
       <w:r>
         <w:br/>
@@ -10322,7 +9785,7 @@
         <w:rPr>
           <w:rStyle w:val="VerbatimChar"/>
         </w:rPr>
-        <w:t xml:space="preserve">    ├── leaf_weight.png                             &lt;- Part 8</w:t>
+        <w:t xml:space="preserve">    ├── leaf_mass.png                               &lt;- Part 8</w:t>
       </w:r>
       <w:r>
         <w:br/>
@@ -10548,13 +10011,13 @@
       </w:r>
     </w:p>
     <w:bookmarkEnd w:id="52"/>
-    <w:bookmarkStart w:id="59" w:name="extension-out-of-class-3040-min"/>
+    <w:bookmarkStart w:id="54" w:name="getting-unstuck"/>
     <w:p>
       <w:pPr>
         <w:pStyle w:val="Heading1"/>
       </w:pPr>
       <w:r>
-        <w:t xml:space="preserve">Extension — out of class (~30–40 min)</w:t>
+        <w:t xml:space="preserve">Getting unstuck</w:t>
       </w:r>
     </w:p>
     <w:p>
@@ -10562,864 +10025,7 @@
         <w:pStyle w:val="FirstParagraph"/>
       </w:pPr>
       <w:r>
-        <w:rPr>
-          <w:i/>
-          <w:iCs/>
-        </w:rPr>
-        <w:t xml:space="preserve">Turn this in with your worksheet. In class we split leaves at an arbitrary weight. Now you split them at a number</w:t>
-      </w:r>
-      <w:r>
-        <w:rPr>
-          <w:i/>
-          <w:iCs/>
-        </w:rPr>
-        <w:t xml:space="preserve"> </w:t>
-      </w:r>
-      <w:r>
-        <w:rPr>
-          <w:b/>
-          <w:bCs/>
-          <w:i/>
-          <w:iCs/>
-        </w:rPr>
-        <w:t xml:space="preserve">you compute</w:t>
-      </w:r>
-      <w:r>
-        <w:rPr>
-          <w:i/>
-          <w:iCs/>
-        </w:rPr>
-        <w:t xml:space="preserve">, and reason about why that changes the picture.</w:t>
-      </w:r>
-    </w:p>
-    <w:tbl>
-      <w:tblPr>
-        <w:tblStyle w:val="Table"/>
-        <w:tblLook w:firstRow="0" w:lastRow="0" w:firstColumn="0" w:lastColumn="0" w:noHBand="0" w:noVBand="0" w:val="0000"/>
-        <w:tblBorders>
-          <w:top w:val="single" w:sz="4" w:space="0" w:color="CC1914"/>
-          <w:left w:val="single" w:sz="24" w:space="0" w:color="CC1914"/>
-          <w:bottom w:val="single" w:sz="4" w:space="0" w:color="CC1914"/>
-          <w:right w:val="single" w:sz="4" w:space="0" w:color="CC1914"/>
-        </w:tblBorders>
-        <w:tblCellMar>
-          <w:left w:w="144" w:type="dxa"/>
-          <w:right w:w="144" w:type="dxa"/>
-        </w:tblCellMar>
-        <w:tblLook w:firstRow="0" w:lastRow="0" w:firstColumn="0" w:lastColumn="0" w:noHBand="0" w:noVBand="0" w:val="0000"/>
-      </w:tblPr>
-      <w:tr>
-        <w:trPr>
-          <w:cantSplit/>
-        </w:trPr>
-        <w:tc>
-          <w:tcPr>
-            <w:shd w:color="auto" w:fill="f7dddc" w:val="clear"/>
-            <w:tcMar>
-              <w:top w:w="92" w:type="dxa"/>
-              <w:bottom w:w="92" w:type="dxa"/>
-            </w:tcMar>
-          </w:tcPr>
-          <w:p>
-            <w:pPr>
-              <w:pStyle w:val="BodyText"/>
-            </w:pPr>
-            <w:pPr>
-              <w:spacing w:before="0" w:after="0"/>
-              <w:textAlignment w:val="center"/>
-            </w:pPr>
-            <w:r>
-              <w:drawing>
-                <wp:inline>
-                  <wp:extent cx="152400" cy="152400"/>
-                  <wp:effectExtent b="0" l="0" r="0" t="0"/>
-                  <wp:docPr descr="" title="" id="54" name="Picture"/>
-                  <a:graphic>
-                    <a:graphicData uri="http://schemas.openxmlformats.org/drawingml/2006/picture">
-                      <pic:pic>
-                        <pic:nvPicPr>
-                          <pic:cNvPr descr="/Applications/Positron.app/Contents/Resources/app/quarto/share/formats/docx/important.png" id="55" name="Picture"/>
-                          <pic:cNvPicPr>
-                            <a:picLocks noChangeArrowheads="1" noChangeAspect="1"/>
-                          </pic:cNvPicPr>
-                        </pic:nvPicPr>
-                        <pic:blipFill>
-                          <a:blip r:embed="rId53"/>
-                          <a:stretch>
-                            <a:fillRect/>
-                          </a:stretch>
-                        </pic:blipFill>
-                        <pic:spPr bwMode="auto">
-                          <a:xfrm>
-                            <a:off x="0" y="0"/>
-                            <a:ext cx="152400" cy="152400"/>
-                          </a:xfrm>
-                          <a:prstGeom prst="rect">
-                            <a:avLst/>
-                          </a:prstGeom>
-                          <a:noFill/>
-                          <a:ln w="9525">
-                            <a:noFill/>
-                            <a:headEnd/>
-                            <a:tailEnd/>
-                          </a:ln>
-                        </pic:spPr>
-                      </pic:pic>
-                    </a:graphicData>
-                  </a:graphic>
-                </wp:inline>
-              </w:drawing>
-            </w:r>
-            <w:r>
-              <w:t xml:space="preserve"> </w:t>
-            </w:r>
-            <w:r>
-              <w:t xml:space="preserve"> </w:t>
-            </w:r>
-            <w:r>
-              <w:t xml:space="preserve">Important</w:t>
-            </w:r>
-          </w:p>
-        </w:tc>
-      </w:tr>
-      <w:tr>
-        <w:trPr>
-          <w:cantSplit/>
-        </w:trPr>
-        <w:tc>
-          <w:tcPr>
-            <w:tcMar>
-              <w:top w:w="108" w:type="dxa"/>
-              <w:bottom w:w="108" w:type="dxa"/>
-            </w:tcMar>
-          </w:tcPr>
-          <w:p>
-            <w:pPr>
-              <w:pStyle w:val="BodyText"/>
-            </w:pPr>
-            <w:pPr>
-              <w:spacing w:before="16" w:after="16"/>
-            </w:pPr>
-            <w:r>
-              <w:rPr>
-                <w:b/>
-                <w:bCs/>
-              </w:rPr>
-              <w:t xml:space="preserve">E2 and E3 must be handwritten</w:t>
-            </w:r>
-            <w:r>
-              <w:t xml:space="preserve"> </w:t>
-            </w:r>
-            <w:r>
-              <w:t xml:space="preserve">on paper, photographed, and embedded (</w:t>
-            </w:r>
-            <w:r>
-              <w:rPr>
-                <w:rStyle w:val="VerbatimChar"/>
-              </w:rPr>
-              <w:t xml:space="preserve">![caption](my_photo.jpg)</w:t>
-            </w:r>
-            <w:r>
-              <w:t xml:space="preserve">). Typed answers to E2/E3 get</w:t>
-            </w:r>
-            <w:r>
-              <w:t xml:space="preserve"> </w:t>
-            </w:r>
-            <w:r>
-              <w:rPr>
-                <w:b/>
-                <w:bCs/>
-              </w:rPr>
-              <w:t xml:space="preserve">at most half credit, even if correct</w:t>
-            </w:r>
-            <w:r>
-              <w:t xml:space="preserve"> </w:t>
-            </w:r>
-            <w:r>
-              <w:t xml:space="preserve">— I want your own sketch and your own reasoning about</w:t>
-            </w:r>
-            <w:r>
-              <w:t xml:space="preserve"> </w:t>
-            </w:r>
-            <w:r>
-              <w:rPr>
-                <w:i/>
-                <w:iCs/>
-              </w:rPr>
-              <w:t xml:space="preserve">your own</w:t>
-            </w:r>
-            <w:r>
-              <w:t xml:space="preserve"> </w:t>
-            </w:r>
-            <w:r>
-              <w:t xml:space="preserve">number.</w:t>
-            </w:r>
-          </w:p>
-          <w:p/>
-        </w:tc>
-      </w:tr>
-    </w:tbl>
-    <w:bookmarkStart w:id="56" w:name="e1-your-own-size-cutoff-3-pts"/>
-    <w:p>
-      <w:pPr>
-        <w:pStyle w:val="Heading2"/>
-      </w:pPr>
-      <w:r>
-        <w:t xml:space="preserve">E1 · Your own size cutoff (3 pts)</w:t>
-      </w:r>
-    </w:p>
-    <w:p>
-      <w:pPr>
-        <w:pStyle w:val="SourceCode"/>
-      </w:pPr>
-      <w:r>
-        <w:rPr>
-          <w:rStyle w:val="CommentTok"/>
-        </w:rPr>
-        <w:t xml:space="preserve"># 1. Compute the real mean leaf weight (don't eyeball it)</w:t>
-      </w:r>
-      <w:r>
-        <w:br/>
-      </w:r>
-      <w:r>
-        <w:rPr>
-          <w:rStyle w:val="NormalTok"/>
-        </w:rPr>
-        <w:t xml:space="preserve">cutoff </w:t>
-      </w:r>
-      <w:r>
-        <w:rPr>
-          <w:rStyle w:val="OtherTok"/>
-        </w:rPr>
-        <w:t xml:space="preserve">&lt;-</w:t>
-      </w:r>
-      <w:r>
-        <w:rPr>
-          <w:rStyle w:val="NormalTok"/>
-        </w:rPr>
-        <w:t xml:space="preserve"> </w:t>
-      </w:r>
-      <w:r>
-        <w:rPr>
-          <w:rStyle w:val="FunctionTok"/>
-        </w:rPr>
-        <w:t xml:space="preserve">mean</w:t>
-      </w:r>
-      <w:r>
-        <w:rPr>
-          <w:rStyle w:val="NormalTok"/>
-        </w:rPr>
-        <w:t xml:space="preserve">(tree_df</w:t>
-      </w:r>
-      <w:r>
-        <w:rPr>
-          <w:rStyle w:val="SpecialCharTok"/>
-        </w:rPr>
-        <w:t xml:space="preserve">$</w:t>
-      </w:r>
-      <w:r>
-        <w:rPr>
-          <w:rStyle w:val="NormalTok"/>
-        </w:rPr>
-        <w:t xml:space="preserve">weight_g, </w:t>
-      </w:r>
-      <w:r>
-        <w:rPr>
-          <w:rStyle w:val="AttributeTok"/>
-        </w:rPr>
-        <w:t xml:space="preserve">na.rm =</w:t>
-      </w:r>
-      <w:r>
-        <w:rPr>
-          <w:rStyle w:val="NormalTok"/>
-        </w:rPr>
-        <w:t xml:space="preserve"> </w:t>
-      </w:r>
-      <w:r>
-        <w:rPr>
-          <w:rStyle w:val="ConstantTok"/>
-        </w:rPr>
-        <w:t xml:space="preserve">TRUE</w:t>
-      </w:r>
-      <w:r>
-        <w:rPr>
-          <w:rStyle w:val="NormalTok"/>
-        </w:rPr>
-        <w:t xml:space="preserve">)</w:t>
-      </w:r>
-      <w:r>
-        <w:br/>
-      </w:r>
-      <w:r>
-        <w:rPr>
-          <w:rStyle w:val="NormalTok"/>
-        </w:rPr>
-        <w:t xml:space="preserve">cutoff</w:t>
-      </w:r>
-      <w:r>
-        <w:br/>
-      </w:r>
-      <w:r>
-        <w:br/>
-      </w:r>
-      <w:r>
-        <w:rPr>
-          <w:rStyle w:val="CommentTok"/>
-        </w:rPr>
-        <w:t xml:space="preserve"># 2. Use YOUR cutoff to make a size class, then facet the boxplot</w:t>
-      </w:r>
-      <w:r>
-        <w:br/>
-      </w:r>
-      <w:r>
-        <w:rPr>
-          <w:rStyle w:val="NormalTok"/>
-        </w:rPr>
-        <w:t xml:space="preserve">tree_df </w:t>
-      </w:r>
-      <w:r>
-        <w:rPr>
-          <w:rStyle w:val="SpecialCharTok"/>
-        </w:rPr>
-        <w:t xml:space="preserve">%&gt;%</w:t>
-      </w:r>
-      <w:r>
-        <w:br/>
-      </w:r>
-      <w:r>
-        <w:rPr>
-          <w:rStyle w:val="NormalTok"/>
-        </w:rPr>
-        <w:t xml:space="preserve">  </w:t>
-      </w:r>
-      <w:r>
-        <w:rPr>
-          <w:rStyle w:val="FunctionTok"/>
-        </w:rPr>
-        <w:t xml:space="preserve">mutate</w:t>
-      </w:r>
-      <w:r>
-        <w:rPr>
-          <w:rStyle w:val="NormalTok"/>
-        </w:rPr>
-        <w:t xml:space="preserve">(</w:t>
-      </w:r>
-      <w:r>
-        <w:rPr>
-          <w:rStyle w:val="AttributeTok"/>
-        </w:rPr>
-        <w:t xml:space="preserve">size_class =</w:t>
-      </w:r>
-      <w:r>
-        <w:rPr>
-          <w:rStyle w:val="NormalTok"/>
-        </w:rPr>
-        <w:t xml:space="preserve"> </w:t>
-      </w:r>
-      <w:r>
-        <w:rPr>
-          <w:rStyle w:val="FunctionTok"/>
-        </w:rPr>
-        <w:t xml:space="preserve">if_else</w:t>
-      </w:r>
-      <w:r>
-        <w:rPr>
-          <w:rStyle w:val="NormalTok"/>
-        </w:rPr>
-        <w:t xml:space="preserve">(weight_g </w:t>
-      </w:r>
-      <w:r>
-        <w:rPr>
-          <w:rStyle w:val="SpecialCharTok"/>
-        </w:rPr>
-        <w:t xml:space="preserve">&gt;</w:t>
-      </w:r>
-      <w:r>
-        <w:rPr>
-          <w:rStyle w:val="NormalTok"/>
-        </w:rPr>
-        <w:t xml:space="preserve"> cutoff, </w:t>
-      </w:r>
-      <w:r>
-        <w:rPr>
-          <w:rStyle w:val="StringTok"/>
-        </w:rPr>
-        <w:t xml:space="preserve">"large"</w:t>
-      </w:r>
-      <w:r>
-        <w:rPr>
-          <w:rStyle w:val="NormalTok"/>
-        </w:rPr>
-        <w:t xml:space="preserve">, </w:t>
-      </w:r>
-      <w:r>
-        <w:rPr>
-          <w:rStyle w:val="StringTok"/>
-        </w:rPr>
-        <w:t xml:space="preserve">"small"</w:t>
-      </w:r>
-      <w:r>
-        <w:rPr>
-          <w:rStyle w:val="NormalTok"/>
-        </w:rPr>
-        <w:t xml:space="preserve">)) </w:t>
-      </w:r>
-      <w:r>
-        <w:rPr>
-          <w:rStyle w:val="SpecialCharTok"/>
-        </w:rPr>
-        <w:t xml:space="preserve">%&gt;%</w:t>
-      </w:r>
-      <w:r>
-        <w:br/>
-      </w:r>
-      <w:r>
-        <w:rPr>
-          <w:rStyle w:val="NormalTok"/>
-        </w:rPr>
-        <w:t xml:space="preserve">  </w:t>
-      </w:r>
-      <w:r>
-        <w:rPr>
-          <w:rStyle w:val="FunctionTok"/>
-        </w:rPr>
-        <w:t xml:space="preserve">ggplot</w:t>
-      </w:r>
-      <w:r>
-        <w:rPr>
-          <w:rStyle w:val="NormalTok"/>
-        </w:rPr>
-        <w:t xml:space="preserve">(</w:t>
-      </w:r>
-      <w:r>
-        <w:rPr>
-          <w:rStyle w:val="FunctionTok"/>
-        </w:rPr>
-        <w:t xml:space="preserve">aes</w:t>
-      </w:r>
-      <w:r>
-        <w:rPr>
-          <w:rStyle w:val="NormalTok"/>
-        </w:rPr>
-        <w:t xml:space="preserve">(</w:t>
-      </w:r>
-      <w:r>
-        <w:rPr>
-          <w:rStyle w:val="AttributeTok"/>
-        </w:rPr>
-        <w:t xml:space="preserve">x =</w:t>
-      </w:r>
-      <w:r>
-        <w:rPr>
-          <w:rStyle w:val="NormalTok"/>
-        </w:rPr>
-        <w:t xml:space="preserve"> side, </w:t>
-      </w:r>
-      <w:r>
-        <w:rPr>
-          <w:rStyle w:val="AttributeTok"/>
-        </w:rPr>
-        <w:t xml:space="preserve">y =</w:t>
-      </w:r>
-      <w:r>
-        <w:rPr>
-          <w:rStyle w:val="NormalTok"/>
-        </w:rPr>
-        <w:t xml:space="preserve"> weight_g, </w:t>
-      </w:r>
-      <w:r>
-        <w:rPr>
-          <w:rStyle w:val="AttributeTok"/>
-        </w:rPr>
-        <w:t xml:space="preserve">fill =</w:t>
-      </w:r>
-      <w:r>
-        <w:rPr>
-          <w:rStyle w:val="NormalTok"/>
-        </w:rPr>
-        <w:t xml:space="preserve"> side)) </w:t>
-      </w:r>
-      <w:r>
-        <w:rPr>
-          <w:rStyle w:val="SpecialCharTok"/>
-        </w:rPr>
-        <w:t xml:space="preserve">+</w:t>
-      </w:r>
-      <w:r>
-        <w:br/>
-      </w:r>
-      <w:r>
-        <w:rPr>
-          <w:rStyle w:val="NormalTok"/>
-        </w:rPr>
-        <w:t xml:space="preserve">  </w:t>
-      </w:r>
-      <w:r>
-        <w:rPr>
-          <w:rStyle w:val="FunctionTok"/>
-        </w:rPr>
-        <w:t xml:space="preserve">geom_boxplot</w:t>
-      </w:r>
-      <w:r>
-        <w:rPr>
-          <w:rStyle w:val="NormalTok"/>
-        </w:rPr>
-        <w:t xml:space="preserve">(</w:t>
-      </w:r>
-      <w:r>
-        <w:rPr>
-          <w:rStyle w:val="AttributeTok"/>
-        </w:rPr>
-        <w:t xml:space="preserve">alpha =</w:t>
-      </w:r>
-      <w:r>
-        <w:rPr>
-          <w:rStyle w:val="NormalTok"/>
-        </w:rPr>
-        <w:t xml:space="preserve"> </w:t>
-      </w:r>
-      <w:r>
-        <w:rPr>
-          <w:rStyle w:val="FloatTok"/>
-        </w:rPr>
-        <w:t xml:space="preserve">0.5</w:t>
-      </w:r>
-      <w:r>
-        <w:rPr>
-          <w:rStyle w:val="NormalTok"/>
-        </w:rPr>
-        <w:t xml:space="preserve">, </w:t>
-      </w:r>
-      <w:r>
-        <w:rPr>
-          <w:rStyle w:val="AttributeTok"/>
-        </w:rPr>
-        <w:t xml:space="preserve">outlier.shape =</w:t>
-      </w:r>
-      <w:r>
-        <w:rPr>
-          <w:rStyle w:val="NormalTok"/>
-        </w:rPr>
-        <w:t xml:space="preserve"> </w:t>
-      </w:r>
-      <w:r>
-        <w:rPr>
-          <w:rStyle w:val="ConstantTok"/>
-        </w:rPr>
-        <w:t xml:space="preserve">NA</w:t>
-      </w:r>
-      <w:r>
-        <w:rPr>
-          <w:rStyle w:val="NormalTok"/>
-        </w:rPr>
-        <w:t xml:space="preserve">) </w:t>
-      </w:r>
-      <w:r>
-        <w:rPr>
-          <w:rStyle w:val="SpecialCharTok"/>
-        </w:rPr>
-        <w:t xml:space="preserve">+</w:t>
-      </w:r>
-      <w:r>
-        <w:br/>
-      </w:r>
-      <w:r>
-        <w:rPr>
-          <w:rStyle w:val="NormalTok"/>
-        </w:rPr>
-        <w:t xml:space="preserve">  </w:t>
-      </w:r>
-      <w:r>
-        <w:rPr>
-          <w:rStyle w:val="FunctionTok"/>
-        </w:rPr>
-        <w:t xml:space="preserve">geom_point</w:t>
-      </w:r>
-      <w:r>
-        <w:rPr>
-          <w:rStyle w:val="NormalTok"/>
-        </w:rPr>
-        <w:t xml:space="preserve">(</w:t>
-      </w:r>
-      <w:r>
-        <w:rPr>
-          <w:rStyle w:val="AttributeTok"/>
-        </w:rPr>
-        <w:t xml:space="preserve">position =</w:t>
-      </w:r>
-      <w:r>
-        <w:rPr>
-          <w:rStyle w:val="NormalTok"/>
-        </w:rPr>
-        <w:t xml:space="preserve"> </w:t>
-      </w:r>
-      <w:r>
-        <w:rPr>
-          <w:rStyle w:val="FunctionTok"/>
-        </w:rPr>
-        <w:t xml:space="preserve">position_jitter</w:t>
-      </w:r>
-      <w:r>
-        <w:rPr>
-          <w:rStyle w:val="NormalTok"/>
-        </w:rPr>
-        <w:t xml:space="preserve">(</w:t>
-      </w:r>
-      <w:r>
-        <w:rPr>
-          <w:rStyle w:val="AttributeTok"/>
-        </w:rPr>
-        <w:t xml:space="preserve">width =</w:t>
-      </w:r>
-      <w:r>
-        <w:rPr>
-          <w:rStyle w:val="NormalTok"/>
-        </w:rPr>
-        <w:t xml:space="preserve"> </w:t>
-      </w:r>
-      <w:r>
-        <w:rPr>
-          <w:rStyle w:val="FloatTok"/>
-        </w:rPr>
-        <w:t xml:space="preserve">0.15</w:t>
-      </w:r>
-      <w:r>
-        <w:rPr>
-          <w:rStyle w:val="NormalTok"/>
-        </w:rPr>
-        <w:t xml:space="preserve">, </w:t>
-      </w:r>
-      <w:r>
-        <w:rPr>
-          <w:rStyle w:val="AttributeTok"/>
-        </w:rPr>
-        <w:t xml:space="preserve">seed =</w:t>
-      </w:r>
-      <w:r>
-        <w:rPr>
-          <w:rStyle w:val="NormalTok"/>
-        </w:rPr>
-        <w:t xml:space="preserve"> </w:t>
-      </w:r>
-      <w:r>
-        <w:rPr>
-          <w:rStyle w:val="DecValTok"/>
-        </w:rPr>
-        <w:t xml:space="preserve">42</w:t>
-      </w:r>
-      <w:r>
-        <w:rPr>
-          <w:rStyle w:val="NormalTok"/>
-        </w:rPr>
-        <w:t xml:space="preserve">),</w:t>
-      </w:r>
-      <w:r>
-        <w:br/>
-      </w:r>
-      <w:r>
-        <w:rPr>
-          <w:rStyle w:val="NormalTok"/>
-        </w:rPr>
-        <w:t xml:space="preserve">             </w:t>
-      </w:r>
-      <w:r>
-        <w:rPr>
-          <w:rStyle w:val="AttributeTok"/>
-        </w:rPr>
-        <w:t xml:space="preserve">alpha =</w:t>
-      </w:r>
-      <w:r>
-        <w:rPr>
-          <w:rStyle w:val="NormalTok"/>
-        </w:rPr>
-        <w:t xml:space="preserve"> </w:t>
-      </w:r>
-      <w:r>
-        <w:rPr>
-          <w:rStyle w:val="FloatTok"/>
-        </w:rPr>
-        <w:t xml:space="preserve">0.5</w:t>
-      </w:r>
-      <w:r>
-        <w:rPr>
-          <w:rStyle w:val="NormalTok"/>
-        </w:rPr>
-        <w:t xml:space="preserve">) </w:t>
-      </w:r>
-      <w:r>
-        <w:rPr>
-          <w:rStyle w:val="SpecialCharTok"/>
-        </w:rPr>
-        <w:t xml:space="preserve">+</w:t>
-      </w:r>
-      <w:r>
-        <w:br/>
-      </w:r>
-      <w:r>
-        <w:rPr>
-          <w:rStyle w:val="NormalTok"/>
-        </w:rPr>
-        <w:t xml:space="preserve">  </w:t>
-      </w:r>
-      <w:r>
-        <w:rPr>
-          <w:rStyle w:val="FunctionTok"/>
-        </w:rPr>
-        <w:t xml:space="preserve">facet_wrap</w:t>
-      </w:r>
-      <w:r>
-        <w:rPr>
-          <w:rStyle w:val="NormalTok"/>
-        </w:rPr>
-        <w:t xml:space="preserve">(</w:t>
-      </w:r>
-      <w:r>
-        <w:rPr>
-          <w:rStyle w:val="SpecialCharTok"/>
-        </w:rPr>
-        <w:t xml:space="preserve">~</w:t>
-      </w:r>
-      <w:r>
-        <w:rPr>
-          <w:rStyle w:val="NormalTok"/>
-        </w:rPr>
-        <w:t xml:space="preserve"> size_class) </w:t>
-      </w:r>
-      <w:r>
-        <w:rPr>
-          <w:rStyle w:val="SpecialCharTok"/>
-        </w:rPr>
-        <w:t xml:space="preserve">+</w:t>
-      </w:r>
-      <w:r>
-        <w:br/>
-      </w:r>
-      <w:r>
-        <w:rPr>
-          <w:rStyle w:val="NormalTok"/>
-        </w:rPr>
-        <w:t xml:space="preserve">  </w:t>
-      </w:r>
-      <w:r>
-        <w:rPr>
-          <w:rStyle w:val="FunctionTok"/>
-        </w:rPr>
-        <w:t xml:space="preserve">theme_minimal</w:t>
-      </w:r>
-      <w:r>
-        <w:rPr>
-          <w:rStyle w:val="NormalTok"/>
-        </w:rPr>
-        <w:t xml:space="preserve">()</w:t>
-      </w:r>
-    </w:p>
-    <w:p>
-      <w:pPr>
-        <w:pStyle w:val="FirstParagraph"/>
-      </w:pPr>
-      <w:r>
-        <w:t xml:space="preserve">Save the figure to</w:t>
-      </w:r>
-      <w:r>
-        <w:t xml:space="preserve"> </w:t>
-      </w:r>
-      <w:r>
-        <w:rPr>
-          <w:rStyle w:val="VerbatimChar"/>
-        </w:rPr>
-        <w:t xml:space="preserve">figures/</w:t>
-      </w:r>
-      <w:r>
-        <w:t xml:space="preserve"> </w:t>
-      </w:r>
-      <w:r>
-        <w:t xml:space="preserve">at</w:t>
-      </w:r>
-      <w:r>
-        <w:t xml:space="preserve"> </w:t>
-      </w:r>
-      <w:r>
-        <w:rPr>
-          <w:rStyle w:val="VerbatimChar"/>
-        </w:rPr>
-        <w:t xml:space="preserve">dpi = 300</w:t>
-      </w:r>
-      <w:r>
-        <w:t xml:space="preserve">. Record your exact</w:t>
-      </w:r>
-      <w:r>
-        <w:t xml:space="preserve"> </w:t>
-      </w:r>
-      <w:r>
-        <w:rPr>
-          <w:rStyle w:val="VerbatimChar"/>
-        </w:rPr>
-        <w:t xml:space="preserve">cutoff</w:t>
-      </w:r>
-      <w:r>
-        <w:t xml:space="preserve">.</w:t>
-      </w:r>
-    </w:p>
-    <w:bookmarkEnd w:id="56"/>
-    <w:bookmarkStart w:id="57" w:name="e2-predict-then-check-by-hand-2-pts"/>
-    <w:p>
-      <w:pPr>
-        <w:pStyle w:val="Heading2"/>
-      </w:pPr>
-      <w:r>
-        <w:t xml:space="preserve">E2 · Predict, then check — ✍️ by hand (2 pts)</w:t>
-      </w:r>
-    </w:p>
-    <w:p>
-      <w:pPr>
-        <w:pStyle w:val="FirstParagraph"/>
-      </w:pPr>
-      <w:r>
-        <w:rPr>
-          <w:b/>
-          <w:bCs/>
-        </w:rPr>
-        <w:t xml:space="preserve">Before running E1:</w:t>
-      </w:r>
-      <w:r>
-        <w:t xml:space="preserve"> </w:t>
-      </w:r>
-      <w:r>
-        <w:t xml:space="preserve">sketch the faceted plot using your mean as the cutoff. Will the</w:t>
-      </w:r>
-      <w:r>
-        <w:t xml:space="preserve"> </w:t>
-      </w:r>
-      <w:r>
-        <w:t xml:space="preserve">“large”</w:t>
-      </w:r>
-      <w:r>
-        <w:t xml:space="preserve"> </w:t>
-      </w:r>
-      <w:r>
-        <w:t xml:space="preserve">and</w:t>
-      </w:r>
-      <w:r>
-        <w:t xml:space="preserve"> </w:t>
-      </w:r>
-      <w:r>
-        <w:t xml:space="preserve">“small”</w:t>
-      </w:r>
-      <w:r>
-        <w:t xml:space="preserve"> </w:t>
-      </w:r>
-      <w:r>
-        <w:t xml:space="preserve">panels hold roughly equal numbers of points, or not? Guess and say why. Then run it and write whether you were right, and why cutting at the mean behaves differently from cutting at a round number like 5.</w:t>
-      </w:r>
-    </w:p>
-    <w:bookmarkEnd w:id="57"/>
-    <w:bookmarkStart w:id="58" w:name="X29f2661cbda363f4edaa0f66257470218a25596"/>
-    <w:p>
-      <w:pPr>
-        <w:pStyle w:val="Heading2"/>
-      </w:pPr>
-      <w:r>
-        <w:t xml:space="preserve">E3 · Interpret — ✍️ by hand, in your own words (2 pts)</w:t>
+        <w:t xml:space="preserve">When code breaks — and it will, that is normal — try these in order:</w:t>
       </w:r>
     </w:p>
     <w:p>
@@ -11431,22 +10037,17 @@
         </w:numPr>
       </w:pPr>
       <w:r>
-        <w:t xml:space="preserve">State the exact mean</w:t>
-      </w:r>
-      <w:r>
-        <w:t xml:space="preserve"> </w:t>
-      </w:r>
-      <w:r>
-        <w:rPr>
-          <w:rStyle w:val="VerbatimChar"/>
-        </w:rPr>
-        <w:t xml:space="preserve">weight_g</w:t>
-      </w:r>
-      <w:r>
-        <w:t xml:space="preserve"> </w:t>
-      </w:r>
-      <w:r>
-        <w:t xml:space="preserve">you computed.</w:t>
+        <w:rPr>
+          <w:b/>
+          <w:bCs/>
+        </w:rPr>
+        <w:t xml:space="preserve">Read the error message out loud.</w:t>
+      </w:r>
+      <w:r>
+        <w:t xml:space="preserve"> </w:t>
+      </w:r>
+      <w:r>
+        <w:t xml:space="preserve">R usually names the line and the problem.</w:t>
       </w:r>
     </w:p>
     <w:p>
@@ -11458,7 +10059,90 @@
         </w:numPr>
       </w:pPr>
       <w:r>
-        <w:t xml:space="preserve">From your plots: does one side of the tree seem to have heavier leaves? Explain as if to a friend who’s never seen a boxplot — describe the shapes, not the stats vocabulary.</w:t>
+        <w:rPr>
+          <w:b/>
+          <w:bCs/>
+        </w:rPr>
+        <w:t xml:space="preserve">Check the usual suspects:</w:t>
+      </w:r>
+      <w:r>
+        <w:t xml:space="preserve"> </w:t>
+      </w:r>
+      <w:r>
+        <w:t xml:space="preserve">Did you load</w:t>
+      </w:r>
+      <w:r>
+        <w:t xml:space="preserve"> </w:t>
+      </w:r>
+      <w:r>
+        <w:rPr>
+          <w:rStyle w:val="VerbatimChar"/>
+        </w:rPr>
+        <w:t xml:space="preserve">library(tidyverse)</w:t>
+      </w:r>
+      <w:r>
+        <w:t xml:space="preserve"> </w:t>
+      </w:r>
+      <w:r>
+        <w:t xml:space="preserve">and</w:t>
+      </w:r>
+      <w:r>
+        <w:t xml:space="preserve"> </w:t>
+      </w:r>
+      <w:r>
+        <w:rPr>
+          <w:rStyle w:val="VerbatimChar"/>
+        </w:rPr>
+        <w:t xml:space="preserve">library(readxl)</w:t>
+      </w:r>
+      <w:r>
+        <w:t xml:space="preserve">? Spelling? Missing</w:t>
+      </w:r>
+      <w:r>
+        <w:t xml:space="preserve"> </w:t>
+      </w:r>
+      <w:r>
+        <w:rPr>
+          <w:rStyle w:val="VerbatimChar"/>
+        </w:rPr>
+        <w:t xml:space="preserve">)</w:t>
+      </w:r>
+      <w:r>
+        <w:t xml:space="preserve"> </w:t>
+      </w:r>
+      <w:r>
+        <w:t xml:space="preserve">or</w:t>
+      </w:r>
+      <w:r>
+        <w:t xml:space="preserve"> </w:t>
+      </w:r>
+      <w:r>
+        <w:rPr>
+          <w:rStyle w:val="VerbatimChar"/>
+        </w:rPr>
+        <w:t xml:space="preserve">+</w:t>
+      </w:r>
+      <w:r>
+        <w:t xml:space="preserve"> </w:t>
+      </w:r>
+      <w:r>
+        <w:t xml:space="preserve">at the</w:t>
+      </w:r>
+      <w:r>
+        <w:t xml:space="preserve"> </w:t>
+      </w:r>
+      <w:r>
+        <w:rPr>
+          <w:i/>
+          <w:iCs/>
+        </w:rPr>
+        <w:t xml:space="preserve">start</w:t>
+      </w:r>
+      <w:r>
+        <w:t xml:space="preserve"> </w:t>
+      </w:r>
+      <w:r>
+        <w:t xml:space="preserve">of a line?</w:t>
       </w:r>
     </w:p>
     <w:p>
@@ -11470,49 +10154,18 @@
         </w:numPr>
       </w:pPr>
       <w:r>
-        <w:t xml:space="preserve">What would you want to test</w:t>
-      </w:r>
-      <w:r>
-        <w:t xml:space="preserve"> </w:t>
-      </w:r>
-      <w:r>
-        <w:rPr>
-          <w:i/>
-          <w:iCs/>
-        </w:rPr>
-        <w:t xml:space="preserve">formally</w:t>
-      </w:r>
-      <w:r>
-        <w:t xml:space="preserve"> </w:t>
-      </w:r>
-      <w:r>
-        <w:t xml:space="preserve">next, and why isn’t eyeballing the boxplot enough on its own?</w:t>
-      </w:r>
-    </w:p>
-    <w:p>
-      <w:r>
-        <w:pict>
-          <v:rect style="width:0;height:1.5pt" o:hralign="center" o:hrstd="t" o:hr="t"/>
-        </w:pict>
-      </w:r>
-    </w:p>
-    <w:bookmarkEnd w:id="58"/>
-    <w:bookmarkEnd w:id="59"/>
-    <w:bookmarkStart w:id="61" w:name="getting-unstuck"/>
-    <w:p>
-      <w:pPr>
-        <w:pStyle w:val="Heading1"/>
-      </w:pPr>
-      <w:r>
-        <w:t xml:space="preserve">Getting unstuck</w:t>
-      </w:r>
-    </w:p>
-    <w:p>
-      <w:pPr>
-        <w:pStyle w:val="FirstParagraph"/>
-      </w:pPr>
-      <w:r>
-        <w:t xml:space="preserve">When code breaks — and it will, that is normal — try these in order:</w:t>
+        <w:rPr>
+          <w:rStyle w:val="VerbatimChar"/>
+          <w:b/>
+          <w:bCs/>
+        </w:rPr>
+        <w:t xml:space="preserve">?function_name</w:t>
+      </w:r>
+      <w:r>
+        <w:t xml:space="preserve"> </w:t>
+      </w:r>
+      <w:r>
+        <w:t xml:space="preserve">opens the built-in help page.</w:t>
       </w:r>
     </w:p>
     <w:p>
@@ -11520,7 +10173,7 @@
         <w:pStyle w:val="Compact"/>
         <w:numPr>
           <w:ilvl w:val="0"/>
-          <w:numId w:val="1022"/>
+          <w:numId w:val="1021"/>
         </w:numPr>
       </w:pPr>
       <w:r>
@@ -11528,146 +10181,6 @@
           <w:b/>
           <w:bCs/>
         </w:rPr>
-        <w:t xml:space="preserve">Read the error message out loud.</w:t>
-      </w:r>
-      <w:r>
-        <w:t xml:space="preserve"> </w:t>
-      </w:r>
-      <w:r>
-        <w:t xml:space="preserve">R usually names the line and the problem.</w:t>
-      </w:r>
-    </w:p>
-    <w:p>
-      <w:pPr>
-        <w:pStyle w:val="Compact"/>
-        <w:numPr>
-          <w:ilvl w:val="0"/>
-          <w:numId w:val="1022"/>
-        </w:numPr>
-      </w:pPr>
-      <w:r>
-        <w:rPr>
-          <w:b/>
-          <w:bCs/>
-        </w:rPr>
-        <w:t xml:space="preserve">Check the usual suspects:</w:t>
-      </w:r>
-      <w:r>
-        <w:t xml:space="preserve"> </w:t>
-      </w:r>
-      <w:r>
-        <w:t xml:space="preserve">Did you load</w:t>
-      </w:r>
-      <w:r>
-        <w:t xml:space="preserve"> </w:t>
-      </w:r>
-      <w:r>
-        <w:rPr>
-          <w:rStyle w:val="VerbatimChar"/>
-        </w:rPr>
-        <w:t xml:space="preserve">library(tidyverse)</w:t>
-      </w:r>
-      <w:r>
-        <w:t xml:space="preserve"> </w:t>
-      </w:r>
-      <w:r>
-        <w:t xml:space="preserve">and</w:t>
-      </w:r>
-      <w:r>
-        <w:t xml:space="preserve"> </w:t>
-      </w:r>
-      <w:r>
-        <w:rPr>
-          <w:rStyle w:val="VerbatimChar"/>
-        </w:rPr>
-        <w:t xml:space="preserve">library(readxl)</w:t>
-      </w:r>
-      <w:r>
-        <w:t xml:space="preserve">? Spelling? Missing</w:t>
-      </w:r>
-      <w:r>
-        <w:t xml:space="preserve"> </w:t>
-      </w:r>
-      <w:r>
-        <w:rPr>
-          <w:rStyle w:val="VerbatimChar"/>
-        </w:rPr>
-        <w:t xml:space="preserve">)</w:t>
-      </w:r>
-      <w:r>
-        <w:t xml:space="preserve"> </w:t>
-      </w:r>
-      <w:r>
-        <w:t xml:space="preserve">or</w:t>
-      </w:r>
-      <w:r>
-        <w:t xml:space="preserve"> </w:t>
-      </w:r>
-      <w:r>
-        <w:rPr>
-          <w:rStyle w:val="VerbatimChar"/>
-        </w:rPr>
-        <w:t xml:space="preserve">+</w:t>
-      </w:r>
-      <w:r>
-        <w:t xml:space="preserve"> </w:t>
-      </w:r>
-      <w:r>
-        <w:t xml:space="preserve">at the</w:t>
-      </w:r>
-      <w:r>
-        <w:t xml:space="preserve"> </w:t>
-      </w:r>
-      <w:r>
-        <w:rPr>
-          <w:i/>
-          <w:iCs/>
-        </w:rPr>
-        <w:t xml:space="preserve">start</w:t>
-      </w:r>
-      <w:r>
-        <w:t xml:space="preserve"> </w:t>
-      </w:r>
-      <w:r>
-        <w:t xml:space="preserve">of a line?</w:t>
-      </w:r>
-    </w:p>
-    <w:p>
-      <w:pPr>
-        <w:pStyle w:val="Compact"/>
-        <w:numPr>
-          <w:ilvl w:val="0"/>
-          <w:numId w:val="1022"/>
-        </w:numPr>
-      </w:pPr>
-      <w:r>
-        <w:rPr>
-          <w:rStyle w:val="VerbatimChar"/>
-          <w:b/>
-          <w:bCs/>
-        </w:rPr>
-        <w:t xml:space="preserve">?function_name</w:t>
-      </w:r>
-      <w:r>
-        <w:t xml:space="preserve"> </w:t>
-      </w:r>
-      <w:r>
-        <w:t xml:space="preserve">opens the built-in help page.</w:t>
-      </w:r>
-    </w:p>
-    <w:p>
-      <w:pPr>
-        <w:pStyle w:val="Compact"/>
-        <w:numPr>
-          <w:ilvl w:val="0"/>
-          <w:numId w:val="1022"/>
-        </w:numPr>
-      </w:pPr>
-      <w:r>
-        <w:rPr>
-          <w:b/>
-          <w:bCs/>
-        </w:rPr>
         <w:t xml:space="preserve">Tidyverse cheat sheets</w:t>
       </w:r>
       <w:r>
@@ -11679,7 +10192,7 @@
       <w:r>
         <w:t xml:space="preserve"> </w:t>
       </w:r>
-      <w:hyperlink r:id="rId60">
+      <w:hyperlink r:id="rId53">
         <w:r>
           <w:rPr>
             <w:rStyle w:val="Hyperlink"/>
@@ -11693,7 +10206,7 @@
         <w:pStyle w:val="Compact"/>
         <w:numPr>
           <w:ilvl w:val="0"/>
-          <w:numId w:val="1022"/>
+          <w:numId w:val="1021"/>
         </w:numPr>
       </w:pPr>
       <w:r>
@@ -11741,7 +10254,7 @@
         </w:pict>
       </w:r>
     </w:p>
-    <w:bookmarkEnd w:id="61"/>
+    <w:bookmarkEnd w:id="54"/>
     <w:sectPr>
       <w:pgSz w:h="15840" w:w="12240"/>
       <w:pgMar w:bottom="1440" w:footer="720" w:gutter="0" w:header="720" w:left="1440" w:right="1440" w:top="1440"/>
@@ -12262,36 +10775,6 @@
     <w:abstractNumId w:val="992"/>
   </w:num>
   <w:num w:numId="1021">
-    <w:abstractNumId w:val="99411"/>
-    <w:lvlOverride w:ilvl="0">
-      <w:startOverride w:val="1"/>
-    </w:lvlOverride>
-    <w:lvlOverride w:ilvl="1">
-      <w:startOverride w:val="1"/>
-    </w:lvlOverride>
-    <w:lvlOverride w:ilvl="2">
-      <w:startOverride w:val="1"/>
-    </w:lvlOverride>
-    <w:lvlOverride w:ilvl="3">
-      <w:startOverride w:val="1"/>
-    </w:lvlOverride>
-    <w:lvlOverride w:ilvl="4">
-      <w:startOverride w:val="1"/>
-    </w:lvlOverride>
-    <w:lvlOverride w:ilvl="5">
-      <w:startOverride w:val="1"/>
-    </w:lvlOverride>
-    <w:lvlOverride w:ilvl="6">
-      <w:startOverride w:val="1"/>
-    </w:lvlOverride>
-    <w:lvlOverride w:ilvl="7">
-      <w:startOverride w:val="1"/>
-    </w:lvlOverride>
-    <w:lvlOverride w:ilvl="8">
-      <w:startOverride w:val="1"/>
-    </w:lvlOverride>
-  </w:num>
-  <w:num w:numId="1022">
     <w:abstractNumId w:val="99411"/>
     <w:lvlOverride w:ilvl="0">
       <w:startOverride w:val="1"/>
